--- a/out/03_FAT/SNX-FAT-SOP-01 Billing & Invoicing (Rev00 DRAFT).docx
+++ b/out/03_FAT/SNX-FAT-SOP-01 Billing & Invoicing (Rev00 DRAFT).docx
@@ -3940,7 +3940,7 @@
                 <w:sz w:val="24"/>
                 <w:szCs w:val="24"/>
               </w:rPr>
-              <w:t>Lembar Google Sheets untuk mencatat status invoice, jatuh tempo, dan rekonsiliasi piutang.</w:t>
+              <w:t>Lembar Google Sheets untuk mencatat status invoice, jatuh tempo, dan rekonsiliasi piutang. Formatnya diusulkan mengikuti SNX-FAT-REG-01 (USULAN).</w:t>
             </w:r>
           </w:p>
         </w:tc>
@@ -4595,7 +4595,7 @@
                 <w:sz w:val="24"/>
                 <w:szCs w:val="24"/>
               </w:rPr>
-              <w:t>Mengirim tautan Google Form Data Subskripsi Klien ke klien baru saat PKS ditandatangani, memastikan klien melengkapi data master klien, dan memperbarui Master Sales Sheet secara rutin (butir 6.1). Peran ini dipetakan dari Tim Sales di SOP Billing dan Invoicing versi tim (USULAN).</w:t>
+              <w:t>Menjalankan peran Tim Sales (USULAN): mengirim tautan Google Form Data Subskripsi Klien ke klien baru saat PKS ditandatangani, memastikan klien melengkapi data master klien, dan memperbarui Master Sales Sheet secara rutin (butir 6.1).</w:t>
             </w:r>
           </w:p>
         </w:tc>
@@ -9446,7 +9446,7 @@
                 <w:sz w:val="24"/>
                 <w:szCs w:val="24"/>
               </w:rPr>
-              <w:t>Form Permohonan Penagihan (Billing Request Form), diisi Project Manager; Lampiran 1 SOP Billing dan Invoicing versi tim, isinya belum tersedia.</w:t>
+              <w:t>Form Permohonan Penagihan (Billing Request Form): templat pengajuan penagihan yang diisi Project Manager, dengan daftar periksa empat dokumen pendukung (butir 6.1).</w:t>
             </w:r>
           </w:p>
         </w:tc>
@@ -9495,7 +9495,7 @@
                 <w:sz w:val="24"/>
                 <w:szCs w:val="24"/>
               </w:rPr>
-              <w:t>Templat Invoice Resmi FAT; Lampiran 2 SOP Billing dan Invoicing versi tim, isinya belum tersedia.</w:t>
+              <w:t>Templat Invoice Resmi FAT: format baku invoice SINUX di Google Sheets (butir 6.2).</w:t>
             </w:r>
           </w:p>
         </w:tc>
@@ -9522,7 +9522,7 @@
                 <w:sz w:val="24"/>
                 <w:szCs w:val="24"/>
               </w:rPr>
-              <w:t>Belum bernomor</w:t>
+              <w:t>SNX-FAT-REG-01</w:t>
             </w:r>
           </w:p>
         </w:tc>
@@ -9544,7 +9544,7 @@
                 <w:sz w:val="24"/>
                 <w:szCs w:val="24"/>
               </w:rPr>
-              <w:t>Format Register Penagihan dan Penjualan; Lampiran 4 SOP Billing dan Invoicing versi tim, isinya belum tersedia.</w:t>
+              <w:t>Billing &amp; Collection Monitoring Register; format yang diusulkan untuk Register Penagihan dan Penjualan (bagian 3).</w:t>
             </w:r>
           </w:p>
         </w:tc>
@@ -10361,7 +10361,7 @@
           <w:sz w:val="24"/>
           <w:szCs w:val="24"/>
         </w:rPr>
-        <w:t xml:space="preserve">Status daftar klausul: Klausul di bawah berstatus (USULAN, dikonfirmasi konsultan).</w:t>
+        <w:t xml:space="preserve">Status daftar klausul: Klausul di bawah berstatus (USULAN, perlu konfirmasi konsultan).</w:t>
       </w:r>
     </w:p>
     <w:p>

--- a/out/03_FAT/SNX-FAT-SOP-01 Billing & Invoicing (Rev00 DRAFT).docx
+++ b/out/03_FAT/SNX-FAT-SOP-01 Billing & Invoicing (Rev00 DRAFT).docx
@@ -1903,7 +1903,7 @@
           </w:tcPr>
           <w:p>
             <w:r>
-              <w:t>Finance Lead</w:t>
+              <w:t>Amirull Yusuf Zulkarnain / Direktur</w:t>
             </w:r>
           </w:p>
         </w:tc>
@@ -3232,6 +3232,104 @@
                 <w:sz w:val="24"/>
                 <w:szCs w:val="24"/>
               </w:rPr>
+              <w:t>Finance Lead</w:t>
+            </w:r>
+          </w:p>
+        </w:tc>
+        <w:tc>
+          <w:tcPr>
+            <w:tcW w:w="6803" w:type="dxa"/>
+            <w:vAlign w:val="center"/>
+          </w:tcPr>
+          <w:p>
+            <w:pPr>
+              <w:rPr>
+                <w:sz w:val="24"/>
+                <w:szCs w:val="24"/>
+              </w:rPr>
+            </w:pPr>
+            <w:r>
+              <w:rPr>
+                <w:b w:val="0"/>
+                <w:sz w:val="24"/>
+                <w:szCs w:val="24"/>
+              </w:rPr>
+              <w:t>peran pemeriksa dan penyetuju FAT; jabatannya belum terisi, dan sampai terisi peran ini dijalankan Direktur (USULAN).</w:t>
+            </w:r>
+          </w:p>
+        </w:tc>
+      </w:tr>
+      <w:tr>
+        <w:trPr>
+          <w:jc w:val="center"/>
+        </w:trPr>
+        <w:tc>
+          <w:tcPr>
+            <w:tcW w:w="2268" w:type="dxa"/>
+            <w:vAlign w:val="center"/>
+          </w:tcPr>
+          <w:p>
+            <w:pPr>
+              <w:rPr>
+                <w:sz w:val="24"/>
+                <w:szCs w:val="24"/>
+              </w:rPr>
+            </w:pPr>
+            <w:r>
+              <w:rPr>
+                <w:b w:val="0"/>
+                <w:sz w:val="24"/>
+                <w:szCs w:val="24"/>
+              </w:rPr>
+              <w:t>Finance Staff</w:t>
+            </w:r>
+          </w:p>
+        </w:tc>
+        <w:tc>
+          <w:tcPr>
+            <w:tcW w:w="6803" w:type="dxa"/>
+            <w:vAlign w:val="center"/>
+          </w:tcPr>
+          <w:p>
+            <w:pPr>
+              <w:rPr>
+                <w:sz w:val="24"/>
+                <w:szCs w:val="24"/>
+              </w:rPr>
+            </w:pPr>
+            <w:r>
+              <w:rPr>
+                <w:b w:val="0"/>
+                <w:sz w:val="24"/>
+                <w:szCs w:val="24"/>
+              </w:rPr>
+              <w:t>peran pelaksana yang dijalankan pemegang jabatan Finance (JA-10) dan Accounting &amp; Tax (JA-11) (USULAN).</w:t>
+            </w:r>
+          </w:p>
+        </w:tc>
+      </w:tr>
+      <w:tr>
+        <w:trPr>
+          <w:jc w:val="center"/>
+        </w:trPr>
+        <w:tc>
+          <w:tcPr>
+            <w:tcW w:w="2268" w:type="dxa"/>
+            <w:vAlign w:val="center"/>
+          </w:tcPr>
+          <w:p>
+            <w:pPr>
+              <w:rPr>
+                <w:sz w:val="24"/>
+                <w:szCs w:val="24"/>
+              </w:rPr>
+            </w:pPr>
+            <w:r>
+              <w:rPr>
+                <w:b w:val="0"/>
+                <w:sz w:val="24"/>
+                <w:szCs w:val="24"/>
+              </w:rPr>
               <w:t>Google Form Data Subskripsi Klien</w:t>
             </w:r>
           </w:p>
@@ -4783,7 +4881,7 @@
                 <w:sz w:val="24"/>
                 <w:szCs w:val="24"/>
               </w:rPr>
-              <w:t>Memeriksa kelengkapan permohonan penagihan, mencocokkan PKS, PO, dan BAST, menerbitkan e-Faktur Pajak, menyusun draf invoice, mengirim invoice ke klien, mencatat transaksi di Register Penagihan dan Penjualan, memantau kas masuk, dan menangani revisi atau pembatalan invoice setelah persetujuan Finance Lead (butir 6.1 sampai 6.5 dan bagian 9). Belum dipetakan ke jabatan di SNX-HR-ORG-01 (butir K-13).</w:t>
+              <w:t>Memeriksa kelengkapan permohonan penagihan, mencocokkan PKS, PO, dan BAST, menerbitkan e-Faktur Pajak, menyusun draf invoice, mengirim invoice ke klien, mencatat transaksi di Register Penagihan dan Penjualan, memantau kas masuk, dan menangani revisi atau pembatalan invoice setelah persetujuan Finance Lead (butir 6.1 sampai 6.5 dan bagian 9).</w:t>
             </w:r>
           </w:p>
         </w:tc>
@@ -4877,7 +4975,7 @@
                 <w:sz w:val="24"/>
                 <w:szCs w:val="24"/>
               </w:rPr>
-              <w:t>Pemilik SOP ini. Memeriksa draf invoice, e-Faktur Pajak, dan dokumen pendukung terhadap Master Sales Sheet dan Google Form Data Subskripsi Klien; memastikan kelengkapan dan keakuratan semua atribut invoice; memeriksa perhitungan PPN dan catatan PPh Pasal 23; meneruskan draf ke Direktur Utama bila TOP di atas standar; memberi persetujuan tertulis sebelum invoice dikirim (butir 6.3). Belum dipetakan ke jabatan di SNX-HR-ORG-01 (butir K-13).</w:t>
+              <w:t>Pemilik SOP ini. Memeriksa draf invoice, e-Faktur Pajak, dan dokumen pendukung terhadap Master Sales Sheet dan Google Form Data Subskripsi Klien; memastikan kelengkapan dan keakuratan semua atribut invoice; memeriksa perhitungan PPN dan catatan PPh Pasal 23; meneruskan draf ke Direktur Utama bila TOP di atas standar; memberi persetujuan tertulis sebelum invoice dikirim (butir 6.3).</w:t>
             </w:r>
           </w:p>
         </w:tc>
@@ -9299,7 +9397,7 @@
                 <w:sz w:val="24"/>
                 <w:szCs w:val="24"/>
               </w:rPr>
-              <w:t>Struktur Organisasi SINUX; sumber nama jabatan dan matriks peran. Finance Lead dan Finance Staff belum dipetakan ke jabatan (butir K-13).</w:t>
+              <w:t>Struktur Organisasi SINUX; sumber nama jabatan dan matriks peran. Finance Lead dan Finance Staff didefinisikan di bagian 3.</w:t>
             </w:r>
           </w:p>
         </w:tc>

--- a/out/03_FAT/SNX-FAT-SOP-01 Billing & Invoicing (Rev00 DRAFT).docx
+++ b/out/03_FAT/SNX-FAT-SOP-01 Billing & Invoicing (Rev00 DRAFT).docx
@@ -217,6 +217,7 @@
     <w:p>
       <w:pPr>
         <w:pStyle w:val="Heading1"/>
+        <w:keepNext/>
         <w:widowControl w:val="0"/>
         <w:spacing w:line="240" w:lineRule="auto"/>
         <w:ind w:right="407" w:firstLine="0"/>
@@ -511,6 +512,10 @@
         <w:gridCol w:w="5850"/>
       </w:tblGrid>
       <w:tr>
+        <w:trPr>
+          <w:cantSplit/>
+          <w:tblHeader/>
+        </w:trPr>
         <w:tc>
           <w:tcPr>
             <w:tcW w:w="3150" w:type="dxa"/>
@@ -523,6 +528,7 @@
           </w:tcPr>
           <w:p>
             <w:pPr>
+              <w:keepNext/>
               <w:widowControl w:val="0"/>
               <w:pBdr>
                 <w:top w:val="nil"/>
@@ -563,6 +569,7 @@
           </w:tcPr>
           <w:p>
             <w:pPr>
+              <w:keepNext/>
               <w:widowControl w:val="0"/>
               <w:pBdr>
                 <w:top w:val="nil"/>
@@ -593,6 +600,9 @@
         </w:tc>
       </w:tr>
       <w:tr>
+        <w:trPr>
+          <w:cantSplit/>
+        </w:trPr>
         <w:tc>
           <w:tcPr>
             <w:tcW w:w="3150" w:type="dxa"/>
@@ -646,6 +656,9 @@
         </w:tc>
       </w:tr>
       <w:tr>
+        <w:trPr>
+          <w:cantSplit/>
+        </w:trPr>
         <w:tc>
           <w:tcPr>
             <w:tcW w:w="3150" w:type="dxa"/>
@@ -699,6 +712,9 @@
         </w:tc>
       </w:tr>
       <w:tr>
+        <w:trPr>
+          <w:cantSplit/>
+        </w:trPr>
         <w:tc>
           <w:tcPr>
             <w:tcW w:w="3150" w:type="dxa"/>
@@ -750,6 +766,9 @@
         </w:tc>
       </w:tr>
       <w:tr>
+        <w:trPr>
+          <w:cantSplit/>
+        </w:trPr>
         <w:tc>
           <w:tcPr>
             <w:tcW w:w="3150" w:type="dxa"/>
@@ -810,6 +829,9 @@
         </w:tc>
       </w:tr>
       <w:tr>
+        <w:trPr>
+          <w:cantSplit/>
+        </w:trPr>
         <w:tc>
           <w:tcPr>
             <w:tcW w:w="3150" w:type="dxa"/>
@@ -861,6 +883,9 @@
         </w:tc>
       </w:tr>
       <w:tr>
+        <w:trPr>
+          <w:cantSplit/>
+        </w:trPr>
         <w:tc>
           <w:tcPr>
             <w:tcW w:w="3150" w:type="dxa"/>
@@ -914,6 +939,9 @@
         </w:tc>
       </w:tr>
       <w:tr>
+        <w:trPr>
+          <w:cantSplit/>
+        </w:trPr>
         <w:tc>
           <w:tcPr>
             <w:tcW w:w="3150" w:type="dxa"/>
@@ -967,6 +995,9 @@
         </w:tc>
       </w:tr>
       <w:tr>
+        <w:trPr>
+          <w:cantSplit/>
+        </w:trPr>
         <w:tc>
           <w:tcPr>
             <w:tcW w:w="3150" w:type="dxa"/>
@@ -1020,6 +1051,9 @@
         </w:tc>
       </w:tr>
       <w:tr>
+        <w:trPr>
+          <w:cantSplit/>
+        </w:trPr>
         <w:tc>
           <w:tcPr>
             <w:tcW w:w="3150" w:type="dxa"/>
@@ -1073,6 +1107,9 @@
         </w:tc>
       </w:tr>
       <w:tr>
+        <w:trPr>
+          <w:cantSplit/>
+        </w:trPr>
         <w:tc>
           <w:tcPr>
             <w:tcW w:w="3150" w:type="dxa"/>
@@ -1126,6 +1163,9 @@
         </w:tc>
       </w:tr>
       <w:tr>
+        <w:trPr>
+          <w:cantSplit/>
+        </w:trPr>
         <w:tc>
           <w:tcPr>
             <w:tcW w:w="3150" w:type="dxa"/>
@@ -1207,6 +1247,7 @@
     <w:p>
       <w:pPr>
         <w:pStyle w:val="Heading1"/>
+        <w:keepNext/>
         <w:widowControl w:val="0"/>
         <w:spacing w:before="816" w:line="240" w:lineRule="auto"/>
         <w:ind w:right="407"/>
@@ -1243,6 +1284,10 @@
         <w:gridCol w:w="3010"/>
       </w:tblGrid>
       <w:tr>
+        <w:trPr>
+          <w:cantSplit/>
+          <w:tblHeader/>
+        </w:trPr>
         <w:tc>
           <w:tcPr>
             <w:tcW w:w="3009" w:type="dxa"/>
@@ -1255,6 +1300,7 @@
           </w:tcPr>
           <w:p>
             <w:pPr>
+              <w:keepNext/>
               <w:widowControl w:val="0"/>
               <w:spacing w:line="240" w:lineRule="auto"/>
               <w:jc w:val="center"/>
@@ -1288,6 +1334,7 @@
           </w:tcPr>
           <w:p>
             <w:pPr>
+              <w:keepNext/>
               <w:widowControl w:val="0"/>
               <w:spacing w:line="240" w:lineRule="auto"/>
               <w:jc w:val="center"/>
@@ -1321,6 +1368,7 @@
           </w:tcPr>
           <w:p>
             <w:pPr>
+              <w:keepNext/>
               <w:widowControl w:val="0"/>
               <w:spacing w:line="240" w:lineRule="auto"/>
               <w:jc w:val="center"/>
@@ -1344,6 +1392,9 @@
         </w:tc>
       </w:tr>
       <w:tr>
+        <w:trPr>
+          <w:cantSplit/>
+        </w:trPr>
         <w:tc>
           <w:tcPr>
             <w:tcW w:w="3009" w:type="dxa"/>
@@ -1392,6 +1443,9 @@
         </w:tc>
       </w:tr>
       <w:tr>
+        <w:trPr>
+          <w:cantSplit/>
+        </w:trPr>
         <w:tc>
           <w:tcPr>
             <w:tcW w:w="3009" w:type="dxa"/>
@@ -1463,6 +1517,9 @@
         </w:tc>
       </w:tr>
       <w:tr>
+        <w:trPr>
+          <w:cantSplit/>
+        </w:trPr>
         <w:tc>
           <w:tcPr>
             <w:tcW w:w="3009" w:type="dxa"/>
@@ -1537,6 +1594,7 @@
     <w:p>
       <w:pPr>
         <w:pStyle w:val="Heading1"/>
+        <w:keepNext/>
         <w:widowControl w:val="0"/>
         <w:spacing w:before="816" w:line="240" w:lineRule="auto"/>
         <w:ind w:right="407"/>
@@ -1578,6 +1636,10 @@
         <w:gridCol w:w="2235"/>
       </w:tblGrid>
       <w:tr>
+        <w:trPr>
+          <w:cantSplit/>
+          <w:tblHeader/>
+        </w:trPr>
         <w:tc>
           <w:tcPr>
             <w:tcW w:w="810" w:type="dxa"/>
@@ -1590,6 +1652,7 @@
           </w:tcPr>
           <w:p>
             <w:pPr>
+              <w:keepNext/>
               <w:widowControl w:val="0"/>
               <w:pBdr>
                 <w:top w:val="nil"/>
@@ -1630,6 +1693,7 @@
           </w:tcPr>
           <w:p>
             <w:pPr>
+              <w:keepNext/>
               <w:widowControl w:val="0"/>
               <w:spacing w:line="240" w:lineRule="auto"/>
               <w:jc w:val="center"/>
@@ -1663,6 +1727,7 @@
           </w:tcPr>
           <w:p>
             <w:pPr>
+              <w:keepNext/>
               <w:widowControl w:val="0"/>
               <w:pBdr>
                 <w:top w:val="nil"/>
@@ -1703,6 +1768,7 @@
           </w:tcPr>
           <w:p>
             <w:pPr>
+              <w:keepNext/>
               <w:widowControl w:val="0"/>
               <w:pBdr>
                 <w:top w:val="nil"/>
@@ -1733,6 +1799,9 @@
         </w:tc>
       </w:tr>
       <w:tr>
+        <w:trPr>
+          <w:cantSplit/>
+        </w:trPr>
         <w:tc>
           <w:tcPr>
             <w:tcW w:w="810" w:type="dxa"/>
@@ -1835,6 +1904,9 @@
         </w:tc>
       </w:tr>
       <w:tr>
+        <w:trPr>
+          <w:cantSplit/>
+        </w:trPr>
         <w:tc>
           <w:tcPr>
             <w:tcW w:w="810" w:type="dxa"/>
@@ -1937,6 +2009,9 @@
         </w:tc>
       </w:tr>
       <w:tr>
+        <w:trPr>
+          <w:cantSplit/>
+        </w:trPr>
         <w:tc>
           <w:tcPr>
             <w:tcW w:w="810" w:type="dxa"/>
@@ -2396,7 +2471,7 @@
           <w:sz w:val="24"/>
           <w:szCs w:val="24"/>
         </w:rPr>
-        <w:t xml:space="preserve">SOP ini menjelaskan proses penerbitan invoice kepada klien PT Strategi Integrasi Nusantara (SINUX), mulai dari permohonan penagihan sampai pemantauan pelunasan.</w:t>
+        <w:t xml:space="preserve">SOP ini mengatur penerbitan invoice kepada klien PT Strategi Integrasi Nusantara (SINUX), mulai dari permohonan penagihan sampai pemantauan pelunasan.</w:t>
       </w:r>
     </w:p>
     <w:p>
@@ -2420,7 +2495,7 @@
           <w:sz w:val="24"/>
           <w:szCs w:val="24"/>
         </w:rPr>
-        <w:t xml:space="preserve">Hasil yang dijaga: nominal invoice sesuai PKS, PO, dan BAST yang sah; e-Faktur Pajak dan pencatatan PPh Pasal 23 sesuai ketentuan perpajakan; piutang usaha tercatat di Register Penagihan dan Penjualan; jejak pemeriksaan tersimpan di arsip digital FAT.</w:t>
+        <w:t xml:space="preserve">Hasil yang dijaga: nominal invoice sesuai PKS, PO, dan BAST yang sah; e-Faktur Pajak dan pencatatan PPh Pasal 23 sesuai ketentuan perpajakan; piutang usaha tercatat di Register Penagihan dan Penjualan; dan audit trail pemeriksaan tersimpan di arsip digital FAT.</w:t>
       </w:r>
     </w:p>
     <w:p>
@@ -2459,7 +2534,7 @@
           <w:sz w:val="24"/>
           <w:szCs w:val="24"/>
         </w:rPr>
-        <w:t xml:space="preserve">SOP ini berlaku untuk seluruh aktivitas penagihan atas penjualan jasa dan pekerjaan proyek SINUX, yaitu proyek pengembangan sistem dan layanan IT (IT Service Development) serta layanan konsultasi dan pekerjaan berbasis retainer atau kontrak periodik.</w:t>
+        <w:t xml:space="preserve">SOP ini berlaku untuk semua penagihan atas penjualan jasa dan pekerjaan proyek SINUX. Cakupannya meliputi proyek pengembangan sistem dan layanan IT (IT Service Development), serta layanan konsultasi dan pekerjaan berbasis retainer atau kontrak periodik.</w:t>
       </w:r>
     </w:p>
     <w:p>
@@ -2483,7 +2558,7 @@
           <w:sz w:val="24"/>
           <w:szCs w:val="24"/>
         </w:rPr>
-        <w:t xml:space="preserve">Proses yang tercakup: pengumpulan data klien dan permohonan penagihan; penerbitan e-Faktur Pajak dan draf invoice; pemeriksaan dan persetujuan; pengiriman invoice ke klien; pencatatan dan pemantauan piutang usaha.</w:t>
+        <w:t xml:space="preserve">Proses yang tercakup: pengumpulan data klien dan permohonan penagihan; penerbitan e-Faktur Pajak dan draf invoice; pemeriksaan dan persetujuan; pengiriman invoice ke klien; serta pencatatan dan pemantauan piutang usaha.</w:t>
       </w:r>
     </w:p>
     <w:p>
@@ -2531,12 +2606,13 @@
           <w:sz w:val="24"/>
           <w:szCs w:val="24"/>
         </w:rPr>
-        <w:t xml:space="preserve">Di luar scope SOP ini: invoice yang SINUX terima dari vendor beserta pembayarannya; pelaporan dan penyetoran pajak (SNX-FAT-SOP-05); tindak lanjut invoice yang melewati jatuh tempo (SOP Account Receivable &amp; Collection, sedang dalam peninjauan).</w:t>
+        <w:t xml:space="preserve">Di luar scope SOP ini: invoice dari vendor yang diterima SINUX beserta pembayarannya; pelaporan dan penyetoran pajak (SNX-FAT-SOP-05); serta tindak lanjut invoice yang melewati jatuh tempo (SOP Account Receivable &amp; Collection, sedang dalam review).</w:t>
       </w:r>
     </w:p>
     <w:p>
       <w:pPr>
         <w:pStyle w:val="Heading1"/>
+        <w:keepNext/>
         <w:numPr>
           <w:ilvl w:val="0"/>
           <w:numId w:val="7"/>
@@ -2571,6 +2647,8 @@
       </w:tblGrid>
       <w:tr>
         <w:trPr>
+          <w:cantSplit/>
+          <w:tblHeader/>
           <w:jc w:val="center"/>
         </w:trPr>
         <w:tc>
@@ -2580,6 +2658,7 @@
           </w:tcPr>
           <w:p>
             <w:pPr>
+              <w:keepNext/>
               <w:jc w:val="center"/>
               <w:rPr>
                 <w:sz w:val="24"/>
@@ -2604,6 +2683,7 @@
           </w:tcPr>
           <w:p>
             <w:pPr>
+              <w:keepNext/>
               <w:jc w:val="center"/>
               <w:rPr>
                 <w:sz w:val="24"/>
@@ -2624,6 +2704,7 @@
       </w:tr>
       <w:tr>
         <w:trPr>
+          <w:cantSplit/>
           <w:jc w:val="center"/>
         </w:trPr>
         <w:tc>
@@ -2666,13 +2747,14 @@
                 <w:sz w:val="24"/>
                 <w:szCs w:val="24"/>
               </w:rPr>
-              <w:t>Label untuk isi yang belum diputus secara tertulis oleh pimpinan SINUX.</w:t>
+              <w:t>Label untuk isi yang belum diputuskan secara tertulis oleh pimpinan SINUX.</w:t>
             </w:r>
           </w:p>
         </w:tc>
       </w:tr>
       <w:tr>
         <w:trPr>
+          <w:cantSplit/>
           <w:jc w:val="center"/>
         </w:trPr>
         <w:tc>
@@ -2715,13 +2797,14 @@
                 <w:sz w:val="24"/>
                 <w:szCs w:val="24"/>
               </w:rPr>
-              <w:t>Autentikasi dua faktor: masuk ke akun dengan dua bukti identitas yang berbeda.</w:t>
+              <w:t>Login ke akun dengan dua bukti identitas yang berbeda (autentikasi dua faktor).</w:t>
             </w:r>
           </w:p>
         </w:tc>
       </w:tr>
       <w:tr>
         <w:trPr>
+          <w:cantSplit/>
           <w:jc w:val="center"/>
         </w:trPr>
         <w:tc>
@@ -2771,6 +2854,7 @@
       </w:tr>
       <w:tr>
         <w:trPr>
+          <w:cantSplit/>
           <w:jc w:val="center"/>
         </w:trPr>
         <w:tc>
@@ -2813,13 +2897,14 @@
                 <w:sz w:val="24"/>
                 <w:szCs w:val="24"/>
               </w:rPr>
-              <w:t>Berita Acara Serah Terima: bukti tertulis bahwa hasil pekerjaan (deliverable), laporan milestone, atau jasa yang disepakati sudah selesai, diterima, dan disetujui klien.</w:t>
+              <w:t>Berita Acara Serah Terima, yaitu bukti tertulis bahwa deliverable, laporan milestone, atau jasa yang disepakati sudah selesai, diterima, dan disetujui klien.</w:t>
             </w:r>
           </w:p>
         </w:tc>
       </w:tr>
       <w:tr>
         <w:trPr>
+          <w:cantSplit/>
           <w:jc w:val="center"/>
         </w:trPr>
         <w:tc>
@@ -2862,13 +2947,14 @@
                 <w:sz w:val="24"/>
                 <w:szCs w:val="24"/>
               </w:rPr>
-              <w:t>Dokumen yang mencatat pemusnahan arsip sesudah masa retensi berakhir.</w:t>
+              <w:t>Dokumen yang mencatat pemusnahan arsip setelah masa simpan berakhir.</w:t>
             </w:r>
           </w:p>
         </w:tc>
       </w:tr>
       <w:tr>
         <w:trPr>
+          <w:cantSplit/>
           <w:jc w:val="center"/>
         </w:trPr>
         <w:tc>
@@ -2911,13 +2997,14 @@
                 <w:sz w:val="24"/>
                 <w:szCs w:val="24"/>
               </w:rPr>
-              <w:t>Bukti pemotongan PPh Pasal 23 yang klien serahkan kepada SINUX.</w:t>
+              <w:t>Bukti pemotongan PPh Pasal 23 yang diserahkan klien kepada SINUX.</w:t>
             </w:r>
           </w:p>
         </w:tc>
       </w:tr>
       <w:tr>
         <w:trPr>
+          <w:cantSplit/>
           <w:jc w:val="center"/>
         </w:trPr>
         <w:tc>
@@ -2960,13 +3047,14 @@
                 <w:sz w:val="24"/>
                 <w:szCs w:val="24"/>
               </w:rPr>
-              <w:t>Portal sistem perpajakan terintegrasi milik Direktorat Jenderal Pajak, tempat e-Faktur Pajak diterbitkan.</w:t>
+              <w:t>Portal perpajakan terintegrasi milik Direktorat Jenderal Pajak, tempat e-Faktur Pajak diterbitkan.</w:t>
             </w:r>
           </w:p>
         </w:tc>
       </w:tr>
       <w:tr>
         <w:trPr>
+          <w:cantSplit/>
           <w:jc w:val="center"/>
         </w:trPr>
         <w:tc>
@@ -3016,6 +3104,7 @@
       </w:tr>
       <w:tr>
         <w:trPr>
+          <w:cantSplit/>
           <w:jc w:val="center"/>
         </w:trPr>
         <w:tc>
@@ -3058,13 +3147,14 @@
                 <w:sz w:val="24"/>
                 <w:szCs w:val="24"/>
               </w:rPr>
-              <w:t>Empat dokumen yang harus lengkap sebelum invoice diproses: PKS, PO/SPK, BAST, dan NPWP klien.</w:t>
+              <w:t>Empat dokumen yang wajib lengkap sebelum invoice diproses: PKS, PO/SPK, BAST, dan NPWP klien.</w:t>
             </w:r>
           </w:p>
         </w:tc>
       </w:tr>
       <w:tr>
         <w:trPr>
+          <w:cantSplit/>
           <w:jc w:val="center"/>
         </w:trPr>
         <w:tc>
@@ -3114,6 +3204,7 @@
       </w:tr>
       <w:tr>
         <w:trPr>
+          <w:cantSplit/>
           <w:jc w:val="center"/>
         </w:trPr>
         <w:tc>
@@ -3156,13 +3247,14 @@
                 <w:sz w:val="24"/>
                 <w:szCs w:val="24"/>
               </w:rPr>
-              <w:t>Faktur Pajak Keluaran elektronik, bukti pemungutan PPN yang SINUX terbitkan lewat CoreTax DJP.</w:t>
+              <w:t>Faktur Pajak Keluaran elektronik yang diterbitkan SINUX melalui CoreTax DJP sebagai bukti pemungutan PPN.</w:t>
             </w:r>
           </w:p>
         </w:tc>
       </w:tr>
       <w:tr>
         <w:trPr>
+          <w:cantSplit/>
           <w:jc w:val="center"/>
         </w:trPr>
         <w:tc>
@@ -3212,6 +3304,7 @@
       </w:tr>
       <w:tr>
         <w:trPr>
+          <w:cantSplit/>
           <w:jc w:val="center"/>
         </w:trPr>
         <w:tc>
@@ -3254,13 +3347,14 @@
                 <w:sz w:val="24"/>
                 <w:szCs w:val="24"/>
               </w:rPr>
-              <w:t>peran pemeriksa dan penyetuju FAT; jabatannya belum terisi, dan sampai terisi peran ini dijalankan Direktur (USULAN).</w:t>
+              <w:t>Peran pemeriksa dan penyetuju di FAT; selama jabatannya belum terisi, peran ini dijalankan Direktur (USULAN).</w:t>
             </w:r>
           </w:p>
         </w:tc>
       </w:tr>
       <w:tr>
         <w:trPr>
+          <w:cantSplit/>
           <w:jc w:val="center"/>
         </w:trPr>
         <w:tc>
@@ -3303,13 +3397,14 @@
                 <w:sz w:val="24"/>
                 <w:szCs w:val="24"/>
               </w:rPr>
-              <w:t>peran pelaksana yang dijalankan pemegang jabatan Finance (JA-10) dan Accounting &amp; Tax (JA-11) (USULAN).</w:t>
+              <w:t>Peran pelaksana yang dijalankan pemegang jabatan Finance (JA-10) dan Accounting &amp; Tax (JA-11) (USULAN).</w:t>
             </w:r>
           </w:p>
         </w:tc>
       </w:tr>
       <w:tr>
         <w:trPr>
+          <w:cantSplit/>
           <w:jc w:val="center"/>
         </w:trPr>
         <w:tc>
@@ -3352,13 +3447,14 @@
                 <w:sz w:val="24"/>
                 <w:szCs w:val="24"/>
               </w:rPr>
-              <w:t>Formulir yang klien isi untuk menyerahkan data master klien.</w:t>
+              <w:t>Form yang diisi klien untuk menyerahkan data master klien.</w:t>
             </w:r>
           </w:p>
         </w:tc>
       </w:tr>
       <w:tr>
         <w:trPr>
+          <w:cantSplit/>
           <w:jc w:val="center"/>
         </w:trPr>
         <w:tc>
@@ -3401,13 +3497,14 @@
                 <w:sz w:val="24"/>
                 <w:szCs w:val="24"/>
               </w:rPr>
-              <w:t>Dokumen resmi yang SINUX terbitkan kepada klien sebagai permintaan pembayaran atas jasa yang diserahkan atau pekerjaan proyek yang selesai.</w:t>
+              <w:t>Dokumen resmi yang diterbitkan SINUX kepada klien sebagai permintaan pembayaran atas jasa yang diserahkan atau pekerjaan proyek yang selesai.</w:t>
             </w:r>
           </w:p>
         </w:tc>
       </w:tr>
       <w:tr>
         <w:trPr>
+          <w:cantSplit/>
           <w:jc w:val="center"/>
         </w:trPr>
         <w:tc>
@@ -3450,13 +3547,14 @@
                 <w:sz w:val="24"/>
                 <w:szCs w:val="24"/>
               </w:rPr>
-              <w:t>Internet banking perusahaan untuk memverifikasi penerimaan pembayaran (cash-in) dari klien.</w:t>
+              <w:t>Internet banking perusahaan untuk memverifikasi pembayaran masuk (cash-in) dari klien.</w:t>
             </w:r>
           </w:p>
         </w:tc>
       </w:tr>
       <w:tr>
         <w:trPr>
+          <w:cantSplit/>
           <w:jc w:val="center"/>
         </w:trPr>
         <w:tc>
@@ -3499,13 +3597,14 @@
                 <w:sz w:val="24"/>
                 <w:szCs w:val="24"/>
               </w:rPr>
-              <w:t>Badan usaha yang memesan jasa SINUX lewat PKS atau PO dan menerima invoice dari SINUX (customer).</w:t>
+              <w:t>Badan usaha yang memesan jasa SINUX melalui PKS atau PO dan menerima invoice dari SINUX (customer).</w:t>
             </w:r>
           </w:p>
         </w:tc>
       </w:tr>
       <w:tr>
         <w:trPr>
+          <w:cantSplit/>
           <w:jc w:val="center"/>
         </w:trPr>
         <w:tc>
@@ -3555,6 +3654,7 @@
       </w:tr>
       <w:tr>
         <w:trPr>
+          <w:cantSplit/>
           <w:jc w:val="center"/>
         </w:trPr>
         <w:tc>
@@ -3597,13 +3697,14 @@
                 <w:sz w:val="24"/>
                 <w:szCs w:val="24"/>
               </w:rPr>
-              <w:t>Lembar kerja yang memuat data master klien, status PKS, nilai PO, dan skema pembayaran, dan menjadi rujukan Finance Staff dan Finance Lead.</w:t>
+              <w:t>Lembar kerja berisi data master klien, status PKS, nilai PO, dan skema pembayaran, yang menjadi acuan Finance Staff dan Finance Lead.</w:t>
             </w:r>
           </w:p>
         </w:tc>
       </w:tr>
       <w:tr>
         <w:trPr>
+          <w:cantSplit/>
           <w:jc w:val="center"/>
         </w:trPr>
         <w:tc>
@@ -3653,6 +3754,7 @@
       </w:tr>
       <w:tr>
         <w:trPr>
+          <w:cantSplit/>
           <w:jc w:val="center"/>
         </w:trPr>
         <w:tc>
@@ -3702,6 +3804,7 @@
       </w:tr>
       <w:tr>
         <w:trPr>
+          <w:cantSplit/>
           <w:jc w:val="center"/>
         </w:trPr>
         <w:tc>
@@ -3751,6 +3854,7 @@
       </w:tr>
       <w:tr>
         <w:trPr>
+          <w:cantSplit/>
           <w:jc w:val="center"/>
         </w:trPr>
         <w:tc>
@@ -3800,6 +3904,7 @@
       </w:tr>
       <w:tr>
         <w:trPr>
+          <w:cantSplit/>
           <w:jc w:val="center"/>
         </w:trPr>
         <w:tc>
@@ -3842,13 +3947,14 @@
                 <w:sz w:val="24"/>
                 <w:szCs w:val="24"/>
               </w:rPr>
-              <w:t>Perjanjian Kerja Sama atau kontrak: kesepakatan tertulis SINUX dan klien tentang hak dan kewajiban, nilai proyek, jadwal pembayaran, dan syarat khusus.</w:t>
+              <w:t>Perjanjian Kerja Sama atau kontrak, yaitu kesepakatan tertulis antara SINUX dan klien tentang hak dan kewajiban, nilai proyek, jadwal pembayaran, dan syarat khusus.</w:t>
             </w:r>
           </w:p>
         </w:tc>
       </w:tr>
       <w:tr>
         <w:trPr>
+          <w:cantSplit/>
           <w:jc w:val="center"/>
         </w:trPr>
         <w:tc>
@@ -3891,13 +3997,14 @@
                 <w:sz w:val="24"/>
                 <w:szCs w:val="24"/>
               </w:rPr>
-              <w:t>Purchase Order atau Surat Perintah Kerja: dokumen pemesanan resmi dari klien yang menjadi dasar SINUX memulai pekerjaan dan menerbitkan invoice.</w:t>
+              <w:t>Purchase Order atau Surat Perintah Kerja, yaitu dokumen pemesanan resmi dari klien yang menjadi dasar SINUX memulai pekerjaan dan menerbitkan invoice.</w:t>
             </w:r>
           </w:p>
         </w:tc>
       </w:tr>
       <w:tr>
         <w:trPr>
+          <w:cantSplit/>
           <w:jc w:val="center"/>
         </w:trPr>
         <w:tc>
@@ -3940,13 +4047,14 @@
                 <w:sz w:val="24"/>
                 <w:szCs w:val="24"/>
               </w:rPr>
-              <w:t>Pajak Penghasilan yang klien potong dari pembayaran atas jasa SINUX.</w:t>
+              <w:t>Pajak Penghasilan yang dipotong klien dari pembayaran atas jasa SINUX.</w:t>
             </w:r>
           </w:p>
         </w:tc>
       </w:tr>
       <w:tr>
         <w:trPr>
+          <w:cantSplit/>
           <w:jc w:val="center"/>
         </w:trPr>
         <w:tc>
@@ -3996,6 +4104,7 @@
       </w:tr>
       <w:tr>
         <w:trPr>
+          <w:cantSplit/>
           <w:jc w:val="center"/>
         </w:trPr>
         <w:tc>
@@ -4038,13 +4147,14 @@
                 <w:sz w:val="24"/>
                 <w:szCs w:val="24"/>
               </w:rPr>
-              <w:t>Lembar Google Sheets untuk mencatat status invoice, jatuh tempo, dan rekonsiliasi piutang. Formatnya diusulkan mengikuti SNX-FAT-REG-01 (USULAN).</w:t>
+              <w:t>Lembar Google Sheets untuk mencatat status invoice, jatuh tempo, dan rekonsiliasi piutang, dengan format yang diusulkan mengikuti SNX-FAT-REG-01 (USULAN).</w:t>
             </w:r>
           </w:p>
         </w:tc>
       </w:tr>
       <w:tr>
         <w:trPr>
+          <w:cantSplit/>
           <w:jc w:val="center"/>
         </w:trPr>
         <w:tc>
@@ -4065,7 +4175,7 @@
                 <w:sz w:val="24"/>
                 <w:szCs w:val="24"/>
               </w:rPr>
-              <w:t>TOP (Term of Payment)</w:t>
+              <w:t>Term of Payment (TOP)</w:t>
             </w:r>
           </w:p>
         </w:tc>
@@ -4087,7 +4197,7 @@
                 <w:sz w:val="24"/>
                 <w:szCs w:val="24"/>
               </w:rPr>
-              <w:t>Jangka waktu klien melunasi invoice sampai tanggal jatuh tempo. Lama dan titik awal hitungannya ada di butir 4.8.</w:t>
+              <w:t>Jangka waktu pelunasan invoice sampai tanggal jatuh tempo.</w:t>
             </w:r>
           </w:p>
         </w:tc>
@@ -4145,7 +4255,7 @@
           <w:sz w:val="24"/>
           <w:szCs w:val="24"/>
         </w:rPr>
-        <w:t xml:space="preserve">4.1 Finance Staff memproses permohonan penagihan hanya bila empat dokumen pendukung (bagian 3) sudah lengkap dan tervalidasi.</w:t>
+        <w:t xml:space="preserve">4.1 Permohonan penagihan hanya diproses jika PKS, PO/SPK, BAST, dan NPWP klien sudah lengkap dan tervalidasi.</w:t>
       </w:r>
     </w:p>
     <w:p>
@@ -4169,7 +4279,7 @@
           <w:sz w:val="24"/>
           <w:szCs w:val="24"/>
         </w:rPr>
-        <w:t xml:space="preserve">4.2 Sebelum permohonan penagihan diproses, klien sudah mengisi Google Form Data Subskripsi Klien dan Business Development sudah menyinkronkan hasilnya ke Master Sales Sheet.</w:t>
+        <w:t xml:space="preserve">4.2 Permohonan penagihan baru diproses setelah klien mengisi Google Form Data Subskripsi Klien dan Business Development menyinkronkan hasilnya ke Master Sales Sheet.</w:t>
       </w:r>
     </w:p>
     <w:p>
@@ -4217,7 +4327,7 @@
           <w:sz w:val="24"/>
           <w:szCs w:val="24"/>
         </w:rPr>
-        <w:t xml:space="preserve">4.4 Finance Staff tidak menerbitkan atau mengirim invoice kepada klien tanpa persetujuan tertulis Finance Lead.</w:t>
+        <w:t xml:space="preserve">4.4 Finance Staff dilarang menerbitkan atau mengirim invoice kepada klien tanpa persetujuan tertulis Finance Lead.</w:t>
       </w:r>
     </w:p>
     <w:p>
@@ -4241,7 +4351,7 @@
           <w:sz w:val="24"/>
           <w:szCs w:val="24"/>
         </w:rPr>
-        <w:t xml:space="preserve">4.5 Penyerahan Jasa Kena Pajak (JKP) dikenai PPN 12% (USULAN). Finance Staff menerbitkan e-Faktur Pajak secara elektronik lewat CoreTax DJP dalam proses penerbitan invoice, dengan urutan di butir 6.2.</w:t>
+        <w:t xml:space="preserve">4.5 Finance Staff menerbitkan e-Faktur Pajak melalui CoreTax DJP sebagai bagian dari penerbitan invoice (butir 6.2). Penyerahan Jasa Kena Pajak (JKP) dikenai PPN 12% (USULAN).</w:t>
       </w:r>
     </w:p>
     <w:p>
@@ -4265,7 +4375,7 @@
           <w:sz w:val="24"/>
           <w:szCs w:val="24"/>
         </w:rPr>
-        <w:t xml:space="preserve">4.6 Klien memotong PPh Pasal 23 sebesar 2% dari DPP atas pembayaran jasa. Finance Staff mencatat estimasi pemotongan di Register Penagihan dan Penjualan dan merekonsiliasinya saat Bukti Potong diterima dari klien.</w:t>
+        <w:t xml:space="preserve">4.6 Klien memotong PPh Pasal 23 sebesar 2% dari DPP atas pembayaran jasa. Finance Staff mencatat estimasi pemotongannya di Register Penagihan dan Penjualan, lalu merekonsiliasinya saat Bukti Potong diterima dari klien.</w:t>
       </w:r>
     </w:p>
     <w:p>
@@ -4289,7 +4399,7 @@
           <w:sz w:val="24"/>
           <w:szCs w:val="24"/>
         </w:rPr>
-        <w:t xml:space="preserve">4.7 Finance Staff mengirim berkas penagihan lewat email resmi ke PIC Finance/AP klien dan PIC Proyek klien sebagai PDF terkunci (non-editable). Finance Staff mengirim hard copy, yaitu cetakan bertanda tangan dan berstempel, lewat kurir hanya bila PKS mensyaratkannya.</w:t>
+        <w:t xml:space="preserve">4.7 Finance Staff mengirim berkas penagihan sebagai PDF terkunci (non-editable) via email resmi ke PIC Finance/AP klien dan PIC Proyek klien. Hard copy, yaitu cetakan bertanda tangan dan berstempel, dikirim melalui kurir hanya jika PKS mensyaratkannya.</w:t>
       </w:r>
     </w:p>
     <w:p>
@@ -4313,7 +4423,7 @@
           <w:sz w:val="24"/>
           <w:szCs w:val="24"/>
         </w:rPr>
-        <w:t xml:space="preserve">4.8 TOP standar adalah 14 hari kalender sejak tanggal invoice (USULAN). Direktur Utama menyetujui TOP di atas 14 hari secara tertulis sebelum PKS atau PO disepakati. Finance Lead tidak mengubah atau memperpanjang jatuh tempo melebihi TOP standar tanpa persetujuan Direktur Utama. Invoice yang melewati jatuh tempo masuk kategori Overdue.</w:t>
+        <w:t xml:space="preserve">4.8 TOP standar adalah 14 hari kalender sejak tanggal invoice (USULAN). TOP di atas 14 hari harus disetujui tertulis oleh Direktur Utama sebelum PKS atau PO disepakati. Finance Lead tidak boleh mengubah atau memperpanjang jatuh tempo melebihi TOP standar tanpa persetujuan Direktur Utama. Invoice yang melewati jatuh tempo masuk kategori Overdue.</w:t>
       </w:r>
     </w:p>
     <w:p>
@@ -4337,7 +4447,7 @@
           <w:sz w:val="24"/>
           <w:szCs w:val="24"/>
         </w:rPr>
-        <w:t xml:space="preserve">4.9 Finance Staff mencatat alasan dan bukti persetujuan untuk setiap perubahan nominal, revisi tanggal, atau pembatalan invoice yang sudah disetujui, di arsip digital FAT (butir 4.12).</w:t>
+        <w:t xml:space="preserve">4.9 Setiap perubahan nominal, revisi tanggal, atau pembatalan invoice yang sudah disetujui dicatat Finance Staff beserta alasan dan bukti persetujuannya di arsip digital FAT (butir 4.12).</w:t>
       </w:r>
     </w:p>
     <w:p>
@@ -4385,7 +4495,7 @@
           <w:sz w:val="24"/>
           <w:szCs w:val="24"/>
         </w:rPr>
-        <w:t xml:space="preserve">4.11 Finance Staff memakai 2FA pada akun CoreTax DJP dan KlikBCA Bisnis dan tidak membagikan akun itu kepada pihak yang tidak berkepentingan.</w:t>
+        <w:t xml:space="preserve">4.11 Finance Staff memakai 2FA pada akun CoreTax DJP dan KlikBCA Bisnis, dan tidak membagikan akun itu kepada pihak yang tidak berkepentingan.</w:t>
       </w:r>
     </w:p>
     <w:p>
@@ -4409,7 +4519,7 @@
           <w:sz w:val="24"/>
           <w:szCs w:val="24"/>
         </w:rPr>
-        <w:t xml:space="preserve">4.12 Finance Staff menyimpan invoice, e-Faktur Pajak, PKS, PO, dan BAST sebagai PDF di folder Google Drive Departemen FAT, dengan struktur folder Tahun / Nama Klien / Nomor Invoice. Masa simpannya ada di bagian 11.</w:t>
+        <w:t xml:space="preserve">4.12 Finance Staff menyimpan invoice, e-Faktur Pajak, PKS, PO, dan BAST sebagai PDF di folder Google Drive Departemen FAT, dengan struktur folder Tahun / Nama Klien / Nomor Invoice. Masa simpannya minimal 10 tahun.</w:t>
       </w:r>
     </w:p>
     <w:p>
@@ -4433,7 +4543,7 @@
           <w:sz w:val="24"/>
           <w:szCs w:val="24"/>
         </w:rPr>
-        <w:t xml:space="preserve">4.13 Finance Staff memperbarui Register Penagihan dan Penjualan setiap status invoice berubah. Statusnya Draf, Terkirim, Lunas, atau Cancel.</w:t>
+        <w:t xml:space="preserve">4.13 Finance Staff memperbarui status invoice di Register Penagihan dan Penjualan setiap kali status berubah. Pilihan statusnya Draf, Terkirim, Lunas, atau Cancel.</w:t>
       </w:r>
     </w:p>
     <w:p>
@@ -4481,7 +4591,7 @@
           <w:sz w:val="24"/>
           <w:szCs w:val="24"/>
         </w:rPr>
-        <w:t xml:space="preserve">4.15 Penetapan pelaku pada butir 4.3, 4.9, 4.11, 4.12, 4.14, dan 4.16, pemantauan Overdue di bagian 9, serta Finance Lead sebagai pemilik rekaman di bagian 11, berstatus (USULAN).</w:t>
+        <w:t xml:space="preserve">4.15 Pembagian tugas pada butir 4.3, 4.9, 4.11, 4.12, 4.14, dan 4.16, pemantauan Overdue di bagian 9, serta Finance Lead sebagai pemilik record di bagian 11 masih menunggu keputusan FAT (USULAN).</w:t>
       </w:r>
     </w:p>
     <w:p>
@@ -4505,12 +4615,13 @@
           <w:sz w:val="24"/>
           <w:szCs w:val="24"/>
         </w:rPr>
-        <w:t xml:space="preserve">4.16 Finance Staff mencatat pemusnahan arsip sesudah masa retensi berakhir dalam Berita Acara Pemusnahan Dokumen. Finance Lead dan Direktur Utama menyetujui pemusnahan itu.</w:t>
+        <w:t xml:space="preserve">4.16 Finance Staff mencatat pemusnahan arsip yang masa simpannya sudah berakhir dalam Berita Acara Pemusnahan Dokumen. Pemusnahan itu disetujui Finance Lead dan Direktur Utama.</w:t>
       </w:r>
     </w:p>
     <w:p>
       <w:pPr>
         <w:pStyle w:val="Heading1"/>
+        <w:keepNext/>
         <w:numPr>
           <w:ilvl w:val="0"/>
           <w:numId w:val="7"/>
@@ -4538,6 +4649,8 @@
       </w:tblGrid>
       <w:tr>
         <w:trPr>
+          <w:cantSplit/>
+          <w:tblHeader/>
           <w:jc w:val="center"/>
         </w:trPr>
         <w:tc>
@@ -4554,6 +4667,7 @@
           </w:tcPr>
           <w:p>
             <w:pPr>
+              <w:keepNext/>
               <w:jc w:val="center"/>
               <w:rPr>
                 <w:sz w:val="24"/>
@@ -4585,6 +4699,7 @@
           </w:tcPr>
           <w:p>
             <w:pPr>
+              <w:keepNext/>
               <w:jc w:val="center"/>
               <w:rPr>
                 <w:sz w:val="24"/>
@@ -4616,6 +4731,7 @@
           </w:tcPr>
           <w:p>
             <w:pPr>
+              <w:keepNext/>
               <w:jc w:val="center"/>
               <w:rPr>
                 <w:sz w:val="24"/>
@@ -4636,6 +4752,7 @@
       </w:tr>
       <w:tr>
         <w:trPr>
+          <w:cantSplit/>
           <w:jc w:val="center"/>
         </w:trPr>
         <w:tc>
@@ -4681,19 +4798,19 @@
           </w:tcPr>
           <w:p>
             <w:pPr>
-              <w:jc w:val="both"/>
-              <w:rPr>
-                <w:sz w:val="24"/>
-                <w:szCs w:val="24"/>
-              </w:rPr>
-            </w:pPr>
-            <w:r>
-              <w:rPr>
-                <w:b w:val="0"/>
-                <w:sz w:val="24"/>
-                <w:szCs w:val="24"/>
-              </w:rPr>
-              <w:t>Menjalankan peran Tim Sales (USULAN): mengirim tautan Google Form Data Subskripsi Klien ke klien baru saat PKS ditandatangani, memastikan klien melengkapi data master klien, dan memperbarui Master Sales Sheet secara rutin (butir 6.1).</w:t>
+              <w:jc w:val="left"/>
+              <w:rPr>
+                <w:sz w:val="24"/>
+                <w:szCs w:val="24"/>
+              </w:rPr>
+            </w:pPr>
+            <w:r>
+              <w:rPr>
+                <w:b w:val="0"/>
+                <w:sz w:val="24"/>
+                <w:szCs w:val="24"/>
+              </w:rPr>
+              <w:t>Mengirim link Google Form Data Subskripsi Klien ke klien baru saat PKS ditandatangani, memastikan klien melengkapi data master klien, dan memperbarui Master Sales Sheet secara rutin. Peran ini menjalankan tugas Tim Sales di SOP tim FAT (USULAN).</w:t>
             </w:r>
           </w:p>
         </w:tc>
@@ -4711,7 +4828,7 @@
           </w:tcPr>
           <w:p>
             <w:pPr>
-              <w:jc w:val="both"/>
+              <w:jc w:val="left"/>
               <w:rPr>
                 <w:sz w:val="24"/>
                 <w:szCs w:val="24"/>
@@ -4730,6 +4847,7 @@
       </w:tr>
       <w:tr>
         <w:trPr>
+          <w:cantSplit/>
           <w:jc w:val="center"/>
         </w:trPr>
         <w:tc>
@@ -4775,19 +4893,19 @@
           </w:tcPr>
           <w:p>
             <w:pPr>
-              <w:jc w:val="both"/>
-              <w:rPr>
-                <w:sz w:val="24"/>
-                <w:szCs w:val="24"/>
-              </w:rPr>
-            </w:pPr>
-            <w:r>
-              <w:rPr>
-                <w:b w:val="0"/>
-                <w:sz w:val="24"/>
-                <w:szCs w:val="24"/>
-              </w:rPr>
-              <w:t>Mengajukan permohonan penagihan ke Finance Staff setelah milestone atau pekerjaan selesai, memastikan dokumen pendukung tersedia, dan mengonfirmasi data master klien sudah lengkap (butir 6.1). Jabatan Divisi Operation yang belum punya pemegang menurut SNX-HR-ORG-01.</w:t>
+              <w:jc w:val="left"/>
+              <w:rPr>
+                <w:sz w:val="24"/>
+                <w:szCs w:val="24"/>
+              </w:rPr>
+            </w:pPr>
+            <w:r>
+              <w:rPr>
+                <w:b w:val="0"/>
+                <w:sz w:val="24"/>
+                <w:szCs w:val="24"/>
+              </w:rPr>
+              <w:t>Mengajukan permohonan penagihan ke Finance Staff setelah milestone atau pekerjaan selesai, memastikan dokumen pendukung tersedia, dan mengonfirmasi bahwa data master klien sudah lengkap.</w:t>
             </w:r>
           </w:p>
         </w:tc>
@@ -4805,7 +4923,7 @@
           </w:tcPr>
           <w:p>
             <w:pPr>
-              <w:jc w:val="both"/>
+              <w:jc w:val="left"/>
               <w:rPr>
                 <w:sz w:val="24"/>
                 <w:szCs w:val="24"/>
@@ -4824,6 +4942,7 @@
       </w:tr>
       <w:tr>
         <w:trPr>
+          <w:cantSplit/>
           <w:jc w:val="center"/>
         </w:trPr>
         <w:tc>
@@ -4869,19 +4988,19 @@
           </w:tcPr>
           <w:p>
             <w:pPr>
-              <w:jc w:val="both"/>
-              <w:rPr>
-                <w:sz w:val="24"/>
-                <w:szCs w:val="24"/>
-              </w:rPr>
-            </w:pPr>
-            <w:r>
-              <w:rPr>
-                <w:b w:val="0"/>
-                <w:sz w:val="24"/>
-                <w:szCs w:val="24"/>
-              </w:rPr>
-              <w:t>Memeriksa kelengkapan permohonan penagihan, mencocokkan PKS, PO, dan BAST, menerbitkan e-Faktur Pajak, menyusun draf invoice, mengirim invoice ke klien, mencatat transaksi di Register Penagihan dan Penjualan, memantau kas masuk, dan menangani revisi atau pembatalan invoice setelah persetujuan Finance Lead (butir 6.1 sampai 6.5 dan bagian 9).</w:t>
+              <w:jc w:val="left"/>
+              <w:rPr>
+                <w:sz w:val="24"/>
+                <w:szCs w:val="24"/>
+              </w:rPr>
+            </w:pPr>
+            <w:r>
+              <w:rPr>
+                <w:b w:val="0"/>
+                <w:sz w:val="24"/>
+                <w:szCs w:val="24"/>
+              </w:rPr>
+              <w:t>Memeriksa kelengkapan permohonan penagihan, melakukan 3-way matching, menerbitkan e-Faktur Pajak, dan menyusun draf invoice. Mengirim invoice ke klien, mencatat transaksi di Register Penagihan dan Penjualan, memantau kas masuk, serta menangani revisi atau pembatalan invoice setelah disetujui Finance Lead.</w:t>
             </w:r>
           </w:p>
         </w:tc>
@@ -4899,25 +5018,26 @@
           </w:tcPr>
           <w:p>
             <w:pPr>
-              <w:jc w:val="both"/>
-              <w:rPr>
-                <w:sz w:val="24"/>
-                <w:szCs w:val="24"/>
-              </w:rPr>
-            </w:pPr>
-            <w:r>
-              <w:rPr>
-                <w:b w:val="0"/>
-                <w:sz w:val="24"/>
-                <w:szCs w:val="24"/>
-              </w:rPr>
-              <w:t>Menerbitkan e-Faktur Pajak dan mengirim invoice; batas wewenang ada di butir 4.4.</w:t>
+              <w:jc w:val="left"/>
+              <w:rPr>
+                <w:sz w:val="24"/>
+                <w:szCs w:val="24"/>
+              </w:rPr>
+            </w:pPr>
+            <w:r>
+              <w:rPr>
+                <w:b w:val="0"/>
+                <w:sz w:val="24"/>
+                <w:szCs w:val="24"/>
+              </w:rPr>
+              <w:t>Menerbitkan e-Faktur Pajak dan mengirim invoice, hanya setelah ada persetujuan tertulis Finance Lead.</w:t>
             </w:r>
           </w:p>
         </w:tc>
       </w:tr>
       <w:tr>
         <w:trPr>
+          <w:cantSplit/>
           <w:jc w:val="center"/>
         </w:trPr>
         <w:tc>
@@ -4963,19 +5083,19 @@
           </w:tcPr>
           <w:p>
             <w:pPr>
-              <w:jc w:val="both"/>
-              <w:rPr>
-                <w:sz w:val="24"/>
-                <w:szCs w:val="24"/>
-              </w:rPr>
-            </w:pPr>
-            <w:r>
-              <w:rPr>
-                <w:b w:val="0"/>
-                <w:sz w:val="24"/>
-                <w:szCs w:val="24"/>
-              </w:rPr>
-              <w:t>Pemilik SOP ini. Memeriksa draf invoice, e-Faktur Pajak, dan dokumen pendukung terhadap Master Sales Sheet dan Google Form Data Subskripsi Klien; memastikan kelengkapan dan keakuratan semua atribut invoice; memeriksa perhitungan PPN dan catatan PPh Pasal 23; meneruskan draf ke Direktur Utama bila TOP di atas standar; memberi persetujuan tertulis sebelum invoice dikirim (butir 6.3).</w:t>
+              <w:jc w:val="left"/>
+              <w:rPr>
+                <w:sz w:val="24"/>
+                <w:szCs w:val="24"/>
+              </w:rPr>
+            </w:pPr>
+            <w:r>
+              <w:rPr>
+                <w:b w:val="0"/>
+                <w:sz w:val="24"/>
+                <w:szCs w:val="24"/>
+              </w:rPr>
+              <w:t>Pemilik SOP ini. Memeriksa draf invoice, e-Faktur Pajak, dan dokumen pendukung terhadap Master Sales Sheet dan Google Form Data Subskripsi Klien, termasuk kelengkapan atribut invoice, perhitungan PPN, dan catatan PPh Pasal 23. Meneruskan draf ke Direktur Utama jika TOP di atas standar, lalu memberi persetujuan tertulis sebelum invoice dikirim.</w:t>
             </w:r>
           </w:p>
         </w:tc>
@@ -4993,25 +5113,26 @@
           </w:tcPr>
           <w:p>
             <w:pPr>
-              <w:jc w:val="both"/>
-              <w:rPr>
-                <w:sz w:val="24"/>
-                <w:szCs w:val="24"/>
-              </w:rPr>
-            </w:pPr>
-            <w:r>
-              <w:rPr>
-                <w:b w:val="0"/>
-                <w:sz w:val="24"/>
-                <w:szCs w:val="24"/>
-              </w:rPr>
-              <w:t>Menyetujui draf invoice sebelum dikirim, serta revisi dan pembatalan invoice; batas wewenang atas jatuh tempo ada di butir 4.8.</w:t>
+              <w:jc w:val="left"/>
+              <w:rPr>
+                <w:sz w:val="24"/>
+                <w:szCs w:val="24"/>
+              </w:rPr>
+            </w:pPr>
+            <w:r>
+              <w:rPr>
+                <w:b w:val="0"/>
+                <w:sz w:val="24"/>
+                <w:szCs w:val="24"/>
+              </w:rPr>
+              <w:t>Menyetujui draf invoice sebelum dikirim, serta revisi dan pembatalan invoice. Tidak boleh mengubah atau memperpanjang jatuh tempo melebihi TOP standar tanpa persetujuan Direktur Utama.</w:t>
             </w:r>
           </w:p>
         </w:tc>
       </w:tr>
       <w:tr>
         <w:trPr>
+          <w:cantSplit/>
           <w:jc w:val="center"/>
         </w:trPr>
         <w:tc>
@@ -5057,19 +5178,19 @@
           </w:tcPr>
           <w:p>
             <w:pPr>
-              <w:jc w:val="both"/>
-              <w:rPr>
-                <w:sz w:val="24"/>
-                <w:szCs w:val="24"/>
-              </w:rPr>
-            </w:pPr>
-            <w:r>
-              <w:rPr>
-                <w:b w:val="0"/>
-                <w:sz w:val="24"/>
-                <w:szCs w:val="24"/>
-              </w:rPr>
-              <w:t>Memberi persetujuan tertulis atas TOP di atas TOP standar (butir 4.8 dan 6.3) dan, bersama Finance Lead, atas pemusnahan arsip (butir 4.16).</w:t>
+              <w:jc w:val="left"/>
+              <w:rPr>
+                <w:sz w:val="24"/>
+                <w:szCs w:val="24"/>
+              </w:rPr>
+            </w:pPr>
+            <w:r>
+              <w:rPr>
+                <w:b w:val="0"/>
+                <w:sz w:val="24"/>
+                <w:szCs w:val="24"/>
+              </w:rPr>
+              <w:t>Memberi persetujuan tertulis atas TOP di atas TOP standar dan, bersama Finance Lead, atas pemusnahan arsip.</w:t>
             </w:r>
           </w:p>
         </w:tc>
@@ -5087,7 +5208,7 @@
           </w:tcPr>
           <w:p>
             <w:pPr>
-              <w:jc w:val="both"/>
+              <w:jc w:val="left"/>
               <w:rPr>
                 <w:sz w:val="24"/>
                 <w:szCs w:val="24"/>
@@ -5106,6 +5227,7 @@
       </w:tr>
       <w:tr>
         <w:trPr>
+          <w:cantSplit/>
           <w:jc w:val="center"/>
         </w:trPr>
         <w:tc>
@@ -5151,7 +5273,7 @@
           </w:tcPr>
           <w:p>
             <w:pPr>
-              <w:jc w:val="both"/>
+              <w:jc w:val="left"/>
               <w:rPr>
                 <w:sz w:val="24"/>
                 <w:szCs w:val="24"/>
@@ -5181,7 +5303,7 @@
           </w:tcPr>
           <w:p>
             <w:pPr>
-              <w:jc w:val="both"/>
+              <w:jc w:val="left"/>
               <w:rPr>
                 <w:sz w:val="24"/>
                 <w:szCs w:val="24"/>
@@ -5233,6 +5355,7 @@
     <w:p>
       <w:pPr>
         <w:pStyle w:val="Heading2"/>
+        <w:keepNext/>
         <w:numPr>
           <w:ilvl w:val="1"/>
           <w:numId w:val="7"/>
@@ -5255,27 +5378,30 @@
         <w:tblLook w:val="0400" w:firstRow="0" w:lastRow="0" w:firstColumn="0" w:lastColumn="0" w:noHBand="0" w:noVBand="1"/>
       </w:tblPr>
       <w:tblGrid>
-        <w:gridCol w:w="3367"/>
-        <w:gridCol w:w="2248"/>
-        <w:gridCol w:w="3913"/>
+        <w:gridCol w:w="4309"/>
+        <w:gridCol w:w="1927"/>
+        <w:gridCol w:w="2835"/>
       </w:tblGrid>
       <w:tr>
         <w:trPr>
+          <w:cantSplit/>
+          <w:tblHeader/>
           <w:jc w:val="center"/>
         </w:trPr>
         <w:tc>
           <w:tcPr>
-            <w:tcW w:w="3367" w:type="dxa"/>
-            <w:tcBorders>
-              <w:top w:val="single" w:sz="8" w:space="0" w:color="000000"/>
-              <w:left w:val="single" w:sz="8" w:space="0" w:color="000000"/>
-              <w:bottom w:val="single" w:sz="8" w:space="0" w:color="000000"/>
-              <w:right w:val="single" w:sz="8" w:space="0" w:color="000000"/>
-            </w:tcBorders>
-            <w:vAlign w:val="center"/>
-          </w:tcPr>
-          <w:p>
-            <w:pPr>
+            <w:tcW w:w="4309" w:type="dxa"/>
+            <w:tcBorders>
+              <w:top w:val="single" w:sz="8" w:space="0" w:color="000000"/>
+              <w:left w:val="single" w:sz="8" w:space="0" w:color="000000"/>
+              <w:bottom w:val="single" w:sz="8" w:space="0" w:color="000000"/>
+              <w:right w:val="single" w:sz="8" w:space="0" w:color="000000"/>
+            </w:tcBorders>
+            <w:vAlign w:val="center"/>
+          </w:tcPr>
+          <w:p>
+            <w:pPr>
+              <w:keepNext/>
               <w:jc w:val="center"/>
               <w:rPr>
                 <w:sz w:val="24"/>
@@ -5295,17 +5421,18 @@
         </w:tc>
         <w:tc>
           <w:tcPr>
-            <w:tcW w:w="2248" w:type="dxa"/>
-            <w:tcBorders>
-              <w:top w:val="single" w:sz="8" w:space="0" w:color="000000"/>
-              <w:left w:val="single" w:sz="8" w:space="0" w:color="000000"/>
-              <w:bottom w:val="single" w:sz="8" w:space="0" w:color="000000"/>
-              <w:right w:val="single" w:sz="8" w:space="0" w:color="000000"/>
-            </w:tcBorders>
-            <w:vAlign w:val="center"/>
-          </w:tcPr>
-          <w:p>
-            <w:pPr>
+            <w:tcW w:w="1927" w:type="dxa"/>
+            <w:tcBorders>
+              <w:top w:val="single" w:sz="8" w:space="0" w:color="000000"/>
+              <w:left w:val="single" w:sz="8" w:space="0" w:color="000000"/>
+              <w:bottom w:val="single" w:sz="8" w:space="0" w:color="000000"/>
+              <w:right w:val="single" w:sz="8" w:space="0" w:color="000000"/>
+            </w:tcBorders>
+            <w:vAlign w:val="center"/>
+          </w:tcPr>
+          <w:p>
+            <w:pPr>
+              <w:keepNext/>
               <w:jc w:val="center"/>
               <w:rPr>
                 <w:sz w:val="24"/>
@@ -5325,17 +5452,18 @@
         </w:tc>
         <w:tc>
           <w:tcPr>
-            <w:tcW w:w="3913" w:type="dxa"/>
-            <w:tcBorders>
-              <w:top w:val="single" w:sz="8" w:space="0" w:color="000000"/>
-              <w:left w:val="single" w:sz="8" w:space="0" w:color="000000"/>
-              <w:bottom w:val="single" w:sz="8" w:space="0" w:color="000000"/>
-              <w:right w:val="single" w:sz="8" w:space="0" w:color="000000"/>
-            </w:tcBorders>
-            <w:vAlign w:val="center"/>
-          </w:tcPr>
-          <w:p>
-            <w:pPr>
+            <w:tcW w:w="2835" w:type="dxa"/>
+            <w:tcBorders>
+              <w:top w:val="single" w:sz="8" w:space="0" w:color="000000"/>
+              <w:left w:val="single" w:sz="8" w:space="0" w:color="000000"/>
+              <w:bottom w:val="single" w:sz="8" w:space="0" w:color="000000"/>
+              <w:right w:val="single" w:sz="8" w:space="0" w:color="000000"/>
+            </w:tcBorders>
+            <w:vAlign w:val="center"/>
+          </w:tcPr>
+          <w:p>
+            <w:pPr>
+              <w:keepNext/>
               <w:jc w:val="center"/>
               <w:rPr>
                 <w:sz w:val="24"/>
@@ -5356,39 +5484,40 @@
       </w:tr>
       <w:tr>
         <w:trPr>
+          <w:cantSplit/>
           <w:jc w:val="center"/>
         </w:trPr>
         <w:tc>
           <w:tcPr>
-            <w:tcW w:w="3367" w:type="dxa"/>
-            <w:tcBorders>
-              <w:top w:val="single" w:sz="8" w:space="0" w:color="000000"/>
-              <w:left w:val="single" w:sz="8" w:space="0" w:color="000000"/>
-              <w:bottom w:val="single" w:sz="8" w:space="0" w:color="000000"/>
-              <w:right w:val="single" w:sz="8" w:space="0" w:color="000000"/>
-            </w:tcBorders>
-            <w:vAlign w:val="center"/>
-          </w:tcPr>
-          <w:p>
-            <w:pPr>
-              <w:rPr>
-                <w:sz w:val="24"/>
-                <w:szCs w:val="24"/>
-              </w:rPr>
-            </w:pPr>
-            <w:r>
-              <w:rPr>
-                <w:b w:val="0"/>
-                <w:sz w:val="24"/>
-                <w:szCs w:val="24"/>
-              </w:rPr>
-              <w:t>1. Kirim tautan Google Form Data Subskripsi Klien ke klien baru saat PKS ditandatangani.</w:t>
-            </w:r>
-          </w:p>
-        </w:tc>
-        <w:tc>
-          <w:tcPr>
-            <w:tcW w:w="2248" w:type="dxa"/>
+            <w:tcW w:w="4309" w:type="dxa"/>
+            <w:tcBorders>
+              <w:top w:val="single" w:sz="8" w:space="0" w:color="000000"/>
+              <w:left w:val="single" w:sz="8" w:space="0" w:color="000000"/>
+              <w:bottom w:val="single" w:sz="8" w:space="0" w:color="000000"/>
+              <w:right w:val="single" w:sz="8" w:space="0" w:color="000000"/>
+            </w:tcBorders>
+            <w:vAlign w:val="center"/>
+          </w:tcPr>
+          <w:p>
+            <w:pPr>
+              <w:rPr>
+                <w:sz w:val="24"/>
+                <w:szCs w:val="24"/>
+              </w:rPr>
+            </w:pPr>
+            <w:r>
+              <w:rPr>
+                <w:b w:val="0"/>
+                <w:sz w:val="24"/>
+                <w:szCs w:val="24"/>
+              </w:rPr>
+              <w:t>1. Kirim link Google Form Data Subskripsi Klien ke klien baru saat PKS ditandatangani.</w:t>
+            </w:r>
+          </w:p>
+        </w:tc>
+        <w:tc>
+          <w:tcPr>
+            <w:tcW w:w="1927" w:type="dxa"/>
             <w:tcBorders>
               <w:top w:val="single" w:sz="8" w:space="0" w:color="000000"/>
               <w:left w:val="single" w:sz="8" w:space="0" w:color="000000"/>
@@ -5416,41 +5545,42 @@
         </w:tc>
         <w:tc>
           <w:tcPr>
-            <w:tcW w:w="3913" w:type="dxa"/>
-            <w:tcBorders>
-              <w:top w:val="single" w:sz="8" w:space="0" w:color="000000"/>
-              <w:left w:val="single" w:sz="8" w:space="0" w:color="000000"/>
-              <w:bottom w:val="single" w:sz="8" w:space="0" w:color="000000"/>
-              <w:right w:val="single" w:sz="8" w:space="0" w:color="000000"/>
-            </w:tcBorders>
-            <w:vAlign w:val="center"/>
-          </w:tcPr>
-          <w:p>
-            <w:pPr>
-              <w:jc w:val="both"/>
-              <w:rPr>
-                <w:sz w:val="24"/>
-                <w:szCs w:val="24"/>
-              </w:rPr>
-            </w:pPr>
-            <w:r>
-              <w:rPr>
-                <w:b w:val="0"/>
-                <w:sz w:val="24"/>
-                <w:szCs w:val="24"/>
-              </w:rPr>
-              <w:t>Tautan Google Form terkirim ke klien</w:t>
+            <w:tcW w:w="2835" w:type="dxa"/>
+            <w:tcBorders>
+              <w:top w:val="single" w:sz="8" w:space="0" w:color="000000"/>
+              <w:left w:val="single" w:sz="8" w:space="0" w:color="000000"/>
+              <w:bottom w:val="single" w:sz="8" w:space="0" w:color="000000"/>
+              <w:right w:val="single" w:sz="8" w:space="0" w:color="000000"/>
+            </w:tcBorders>
+            <w:vAlign w:val="center"/>
+          </w:tcPr>
+          <w:p>
+            <w:pPr>
+              <w:jc w:val="left"/>
+              <w:rPr>
+                <w:sz w:val="24"/>
+                <w:szCs w:val="24"/>
+              </w:rPr>
+            </w:pPr>
+            <w:r>
+              <w:rPr>
+                <w:b w:val="0"/>
+                <w:sz w:val="24"/>
+                <w:szCs w:val="24"/>
+              </w:rPr>
+              <w:t>Link Google Form terkirim ke klien</w:t>
             </w:r>
           </w:p>
         </w:tc>
       </w:tr>
       <w:tr>
         <w:trPr>
+          <w:cantSplit/>
           <w:jc w:val="center"/>
         </w:trPr>
         <w:tc>
           <w:tcPr>
-            <w:tcW w:w="3367" w:type="dxa"/>
+            <w:tcW w:w="4309" w:type="dxa"/>
             <w:tcBorders>
               <w:top w:val="single" w:sz="8" w:space="0" w:color="000000"/>
               <w:left w:val="single" w:sz="8" w:space="0" w:color="000000"/>
@@ -5478,7 +5608,7 @@
         </w:tc>
         <w:tc>
           <w:tcPr>
-            <w:tcW w:w="2248" w:type="dxa"/>
+            <w:tcW w:w="1927" w:type="dxa"/>
             <w:tcBorders>
               <w:top w:val="single" w:sz="8" w:space="0" w:color="000000"/>
               <w:left w:val="single" w:sz="8" w:space="0" w:color="000000"/>
@@ -5506,18 +5636,18 @@
         </w:tc>
         <w:tc>
           <w:tcPr>
-            <w:tcW w:w="3913" w:type="dxa"/>
-            <w:tcBorders>
-              <w:top w:val="single" w:sz="8" w:space="0" w:color="000000"/>
-              <w:left w:val="single" w:sz="8" w:space="0" w:color="000000"/>
-              <w:bottom w:val="single" w:sz="8" w:space="0" w:color="000000"/>
-              <w:right w:val="single" w:sz="8" w:space="0" w:color="000000"/>
-            </w:tcBorders>
-            <w:vAlign w:val="center"/>
-          </w:tcPr>
-          <w:p>
-            <w:pPr>
-              <w:jc w:val="both"/>
+            <w:tcW w:w="2835" w:type="dxa"/>
+            <w:tcBorders>
+              <w:top w:val="single" w:sz="8" w:space="0" w:color="000000"/>
+              <w:left w:val="single" w:sz="8" w:space="0" w:color="000000"/>
+              <w:bottom w:val="single" w:sz="8" w:space="0" w:color="000000"/>
+              <w:right w:val="single" w:sz="8" w:space="0" w:color="000000"/>
+            </w:tcBorders>
+            <w:vAlign w:val="center"/>
+          </w:tcPr>
+          <w:p>
+            <w:pPr>
+              <w:jc w:val="left"/>
               <w:rPr>
                 <w:sz w:val="24"/>
                 <w:szCs w:val="24"/>
@@ -5536,11 +5666,12 @@
       </w:tr>
       <w:tr>
         <w:trPr>
+          <w:cantSplit/>
           <w:jc w:val="center"/>
         </w:trPr>
         <w:tc>
           <w:tcPr>
-            <w:tcW w:w="3367" w:type="dxa"/>
+            <w:tcW w:w="4309" w:type="dxa"/>
             <w:tcBorders>
               <w:top w:val="single" w:sz="8" w:space="0" w:color="000000"/>
               <w:left w:val="single" w:sz="8" w:space="0" w:color="000000"/>
@@ -5568,7 +5699,7 @@
         </w:tc>
         <w:tc>
           <w:tcPr>
-            <w:tcW w:w="2248" w:type="dxa"/>
+            <w:tcW w:w="1927" w:type="dxa"/>
             <w:tcBorders>
               <w:top w:val="single" w:sz="8" w:space="0" w:color="000000"/>
               <w:left w:val="single" w:sz="8" w:space="0" w:color="000000"/>
@@ -5596,18 +5727,18 @@
         </w:tc>
         <w:tc>
           <w:tcPr>
-            <w:tcW w:w="3913" w:type="dxa"/>
-            <w:tcBorders>
-              <w:top w:val="single" w:sz="8" w:space="0" w:color="000000"/>
-              <w:left w:val="single" w:sz="8" w:space="0" w:color="000000"/>
-              <w:bottom w:val="single" w:sz="8" w:space="0" w:color="000000"/>
-              <w:right w:val="single" w:sz="8" w:space="0" w:color="000000"/>
-            </w:tcBorders>
-            <w:vAlign w:val="center"/>
-          </w:tcPr>
-          <w:p>
-            <w:pPr>
-              <w:jc w:val="both"/>
+            <w:tcW w:w="2835" w:type="dxa"/>
+            <w:tcBorders>
+              <w:top w:val="single" w:sz="8" w:space="0" w:color="000000"/>
+              <w:left w:val="single" w:sz="8" w:space="0" w:color="000000"/>
+              <w:bottom w:val="single" w:sz="8" w:space="0" w:color="000000"/>
+              <w:right w:val="single" w:sz="8" w:space="0" w:color="000000"/>
+            </w:tcBorders>
+            <w:vAlign w:val="center"/>
+          </w:tcPr>
+          <w:p>
+            <w:pPr>
+              <w:jc w:val="left"/>
               <w:rPr>
                 <w:sz w:val="24"/>
                 <w:szCs w:val="24"/>
@@ -5626,39 +5757,40 @@
       </w:tr>
       <w:tr>
         <w:trPr>
+          <w:cantSplit/>
           <w:jc w:val="center"/>
         </w:trPr>
         <w:tc>
           <w:tcPr>
-            <w:tcW w:w="3367" w:type="dxa"/>
-            <w:tcBorders>
-              <w:top w:val="single" w:sz="8" w:space="0" w:color="000000"/>
-              <w:left w:val="single" w:sz="8" w:space="0" w:color="000000"/>
-              <w:bottom w:val="single" w:sz="8" w:space="0" w:color="000000"/>
-              <w:right w:val="single" w:sz="8" w:space="0" w:color="000000"/>
-            </w:tcBorders>
-            <w:vAlign w:val="center"/>
-          </w:tcPr>
-          <w:p>
-            <w:pPr>
-              <w:rPr>
-                <w:sz w:val="24"/>
-                <w:szCs w:val="24"/>
-              </w:rPr>
-            </w:pPr>
-            <w:r>
-              <w:rPr>
-                <w:b w:val="0"/>
-                <w:sz w:val="24"/>
-                <w:szCs w:val="24"/>
-              </w:rPr>
-              <w:t>4. Ajukan permohonan penagihan ke Finance Staff dengan lampiran BAST bertanda tangan, acuan PO, PKS, dan NPWP klien setelah milestone atau pekerjaan selesai.</w:t>
-            </w:r>
-          </w:p>
-        </w:tc>
-        <w:tc>
-          <w:tcPr>
-            <w:tcW w:w="2248" w:type="dxa"/>
+            <w:tcW w:w="4309" w:type="dxa"/>
+            <w:tcBorders>
+              <w:top w:val="single" w:sz="8" w:space="0" w:color="000000"/>
+              <w:left w:val="single" w:sz="8" w:space="0" w:color="000000"/>
+              <w:bottom w:val="single" w:sz="8" w:space="0" w:color="000000"/>
+              <w:right w:val="single" w:sz="8" w:space="0" w:color="000000"/>
+            </w:tcBorders>
+            <w:vAlign w:val="center"/>
+          </w:tcPr>
+          <w:p>
+            <w:pPr>
+              <w:rPr>
+                <w:sz w:val="24"/>
+                <w:szCs w:val="24"/>
+              </w:rPr>
+            </w:pPr>
+            <w:r>
+              <w:rPr>
+                <w:b w:val="0"/>
+                <w:sz w:val="24"/>
+                <w:szCs w:val="24"/>
+              </w:rPr>
+              <w:t>4. Setelah milestone atau pekerjaan selesai, ajukan permohonan penagihan ke Finance Staff dengan lampiran BAST bertanda tangan, acuan PO, PKS, dan NPWP klien.</w:t>
+            </w:r>
+          </w:p>
+        </w:tc>
+        <w:tc>
+          <w:tcPr>
+            <w:tcW w:w="1927" w:type="dxa"/>
             <w:tcBorders>
               <w:top w:val="single" w:sz="8" w:space="0" w:color="000000"/>
               <w:left w:val="single" w:sz="8" w:space="0" w:color="000000"/>
@@ -5686,18 +5818,18 @@
         </w:tc>
         <w:tc>
           <w:tcPr>
-            <w:tcW w:w="3913" w:type="dxa"/>
-            <w:tcBorders>
-              <w:top w:val="single" w:sz="8" w:space="0" w:color="000000"/>
-              <w:left w:val="single" w:sz="8" w:space="0" w:color="000000"/>
-              <w:bottom w:val="single" w:sz="8" w:space="0" w:color="000000"/>
-              <w:right w:val="single" w:sz="8" w:space="0" w:color="000000"/>
-            </w:tcBorders>
-            <w:vAlign w:val="center"/>
-          </w:tcPr>
-          <w:p>
-            <w:pPr>
-              <w:jc w:val="both"/>
+            <w:tcW w:w="2835" w:type="dxa"/>
+            <w:tcBorders>
+              <w:top w:val="single" w:sz="8" w:space="0" w:color="000000"/>
+              <w:left w:val="single" w:sz="8" w:space="0" w:color="000000"/>
+              <w:bottom w:val="single" w:sz="8" w:space="0" w:color="000000"/>
+              <w:right w:val="single" w:sz="8" w:space="0" w:color="000000"/>
+            </w:tcBorders>
+            <w:vAlign w:val="center"/>
+          </w:tcPr>
+          <w:p>
+            <w:pPr>
+              <w:jc w:val="left"/>
               <w:rPr>
                 <w:sz w:val="24"/>
                 <w:szCs w:val="24"/>
@@ -5716,11 +5848,12 @@
       </w:tr>
       <w:tr>
         <w:trPr>
+          <w:cantSplit/>
           <w:jc w:val="center"/>
         </w:trPr>
         <w:tc>
           <w:tcPr>
-            <w:tcW w:w="3367" w:type="dxa"/>
+            <w:tcW w:w="4309" w:type="dxa"/>
             <w:tcBorders>
               <w:top w:val="single" w:sz="8" w:space="0" w:color="000000"/>
               <w:left w:val="single" w:sz="8" w:space="0" w:color="000000"/>
@@ -5748,7 +5881,7 @@
         </w:tc>
         <w:tc>
           <w:tcPr>
-            <w:tcW w:w="2248" w:type="dxa"/>
+            <w:tcW w:w="1927" w:type="dxa"/>
             <w:tcBorders>
               <w:top w:val="single" w:sz="8" w:space="0" w:color="000000"/>
               <w:left w:val="single" w:sz="8" w:space="0" w:color="000000"/>
@@ -5776,18 +5909,18 @@
         </w:tc>
         <w:tc>
           <w:tcPr>
-            <w:tcW w:w="3913" w:type="dxa"/>
-            <w:tcBorders>
-              <w:top w:val="single" w:sz="8" w:space="0" w:color="000000"/>
-              <w:left w:val="single" w:sz="8" w:space="0" w:color="000000"/>
-              <w:bottom w:val="single" w:sz="8" w:space="0" w:color="000000"/>
-              <w:right w:val="single" w:sz="8" w:space="0" w:color="000000"/>
-            </w:tcBorders>
-            <w:vAlign w:val="center"/>
-          </w:tcPr>
-          <w:p>
-            <w:pPr>
-              <w:jc w:val="both"/>
+            <w:tcW w:w="2835" w:type="dxa"/>
+            <w:tcBorders>
+              <w:top w:val="single" w:sz="8" w:space="0" w:color="000000"/>
+              <w:left w:val="single" w:sz="8" w:space="0" w:color="000000"/>
+              <w:bottom w:val="single" w:sz="8" w:space="0" w:color="000000"/>
+              <w:right w:val="single" w:sz="8" w:space="0" w:color="000000"/>
+            </w:tcBorders>
+            <w:vAlign w:val="center"/>
+          </w:tcPr>
+          <w:p>
+            <w:pPr>
+              <w:jc w:val="left"/>
               <w:rPr>
                 <w:sz w:val="24"/>
                 <w:szCs w:val="24"/>
@@ -5806,11 +5939,12 @@
       </w:tr>
       <w:tr>
         <w:trPr>
+          <w:cantSplit/>
           <w:jc w:val="center"/>
         </w:trPr>
         <w:tc>
           <w:tcPr>
-            <w:tcW w:w="3367" w:type="dxa"/>
+            <w:tcW w:w="4309" w:type="dxa"/>
             <w:tcBorders>
               <w:top w:val="single" w:sz="8" w:space="0" w:color="000000"/>
               <w:left w:val="single" w:sz="8" w:space="0" w:color="000000"/>
@@ -5838,7 +5972,7 @@
         </w:tc>
         <w:tc>
           <w:tcPr>
-            <w:tcW w:w="2248" w:type="dxa"/>
+            <w:tcW w:w="1927" w:type="dxa"/>
             <w:tcBorders>
               <w:top w:val="single" w:sz="8" w:space="0" w:color="000000"/>
               <w:left w:val="single" w:sz="8" w:space="0" w:color="000000"/>
@@ -5866,18 +6000,18 @@
         </w:tc>
         <w:tc>
           <w:tcPr>
-            <w:tcW w:w="3913" w:type="dxa"/>
-            <w:tcBorders>
-              <w:top w:val="single" w:sz="8" w:space="0" w:color="000000"/>
-              <w:left w:val="single" w:sz="8" w:space="0" w:color="000000"/>
-              <w:bottom w:val="single" w:sz="8" w:space="0" w:color="000000"/>
-              <w:right w:val="single" w:sz="8" w:space="0" w:color="000000"/>
-            </w:tcBorders>
-            <w:vAlign w:val="center"/>
-          </w:tcPr>
-          <w:p>
-            <w:pPr>
-              <w:jc w:val="both"/>
+            <w:tcW w:w="2835" w:type="dxa"/>
+            <w:tcBorders>
+              <w:top w:val="single" w:sz="8" w:space="0" w:color="000000"/>
+              <w:left w:val="single" w:sz="8" w:space="0" w:color="000000"/>
+              <w:bottom w:val="single" w:sz="8" w:space="0" w:color="000000"/>
+              <w:right w:val="single" w:sz="8" w:space="0" w:color="000000"/>
+            </w:tcBorders>
+            <w:vAlign w:val="center"/>
+          </w:tcPr>
+          <w:p>
+            <w:pPr>
+              <w:jc w:val="left"/>
               <w:rPr>
                 <w:sz w:val="24"/>
                 <w:szCs w:val="24"/>
@@ -5922,6 +6056,7 @@
     <w:p>
       <w:pPr>
         <w:pStyle w:val="Heading2"/>
+        <w:keepNext/>
         <w:numPr>
           <w:ilvl w:val="1"/>
           <w:numId w:val="7"/>
@@ -5942,27 +6077,30 @@
         <w:tblLook w:val="0400" w:firstRow="0" w:lastRow="0" w:firstColumn="0" w:lastColumn="0" w:noHBand="0" w:noVBand="1"/>
       </w:tblPr>
       <w:tblGrid>
-        <w:gridCol w:w="3367"/>
-        <w:gridCol w:w="2248"/>
-        <w:gridCol w:w="3913"/>
+        <w:gridCol w:w="4309"/>
+        <w:gridCol w:w="1927"/>
+        <w:gridCol w:w="2835"/>
       </w:tblGrid>
       <w:tr>
         <w:trPr>
+          <w:cantSplit/>
+          <w:tblHeader/>
           <w:jc w:val="center"/>
         </w:trPr>
         <w:tc>
           <w:tcPr>
-            <w:tcW w:w="3367" w:type="dxa"/>
-            <w:tcBorders>
-              <w:top w:val="single" w:sz="8" w:space="0" w:color="000000"/>
-              <w:left w:val="single" w:sz="8" w:space="0" w:color="000000"/>
-              <w:bottom w:val="single" w:sz="8" w:space="0" w:color="000000"/>
-              <w:right w:val="single" w:sz="8" w:space="0" w:color="000000"/>
-            </w:tcBorders>
-            <w:vAlign w:val="center"/>
-          </w:tcPr>
-          <w:p>
-            <w:pPr>
+            <w:tcW w:w="4309" w:type="dxa"/>
+            <w:tcBorders>
+              <w:top w:val="single" w:sz="8" w:space="0" w:color="000000"/>
+              <w:left w:val="single" w:sz="8" w:space="0" w:color="000000"/>
+              <w:bottom w:val="single" w:sz="8" w:space="0" w:color="000000"/>
+              <w:right w:val="single" w:sz="8" w:space="0" w:color="000000"/>
+            </w:tcBorders>
+            <w:vAlign w:val="center"/>
+          </w:tcPr>
+          <w:p>
+            <w:pPr>
+              <w:keepNext/>
               <w:jc w:val="center"/>
               <w:rPr>
                 <w:sz w:val="24"/>
@@ -5982,17 +6120,18 @@
         </w:tc>
         <w:tc>
           <w:tcPr>
-            <w:tcW w:w="2248" w:type="dxa"/>
-            <w:tcBorders>
-              <w:top w:val="single" w:sz="8" w:space="0" w:color="000000"/>
-              <w:left w:val="single" w:sz="8" w:space="0" w:color="000000"/>
-              <w:bottom w:val="single" w:sz="8" w:space="0" w:color="000000"/>
-              <w:right w:val="single" w:sz="8" w:space="0" w:color="000000"/>
-            </w:tcBorders>
-            <w:vAlign w:val="center"/>
-          </w:tcPr>
-          <w:p>
-            <w:pPr>
+            <w:tcW w:w="1927" w:type="dxa"/>
+            <w:tcBorders>
+              <w:top w:val="single" w:sz="8" w:space="0" w:color="000000"/>
+              <w:left w:val="single" w:sz="8" w:space="0" w:color="000000"/>
+              <w:bottom w:val="single" w:sz="8" w:space="0" w:color="000000"/>
+              <w:right w:val="single" w:sz="8" w:space="0" w:color="000000"/>
+            </w:tcBorders>
+            <w:vAlign w:val="center"/>
+          </w:tcPr>
+          <w:p>
+            <w:pPr>
+              <w:keepNext/>
               <w:jc w:val="center"/>
               <w:rPr>
                 <w:sz w:val="24"/>
@@ -6012,17 +6151,18 @@
         </w:tc>
         <w:tc>
           <w:tcPr>
-            <w:tcW w:w="3913" w:type="dxa"/>
-            <w:tcBorders>
-              <w:top w:val="single" w:sz="8" w:space="0" w:color="000000"/>
-              <w:left w:val="single" w:sz="8" w:space="0" w:color="000000"/>
-              <w:bottom w:val="single" w:sz="8" w:space="0" w:color="000000"/>
-              <w:right w:val="single" w:sz="8" w:space="0" w:color="000000"/>
-            </w:tcBorders>
-            <w:vAlign w:val="center"/>
-          </w:tcPr>
-          <w:p>
-            <w:pPr>
+            <w:tcW w:w="2835" w:type="dxa"/>
+            <w:tcBorders>
+              <w:top w:val="single" w:sz="8" w:space="0" w:color="000000"/>
+              <w:left w:val="single" w:sz="8" w:space="0" w:color="000000"/>
+              <w:bottom w:val="single" w:sz="8" w:space="0" w:color="000000"/>
+              <w:right w:val="single" w:sz="8" w:space="0" w:color="000000"/>
+            </w:tcBorders>
+            <w:vAlign w:val="center"/>
+          </w:tcPr>
+          <w:p>
+            <w:pPr>
+              <w:keepNext/>
               <w:jc w:val="center"/>
               <w:rPr>
                 <w:sz w:val="24"/>
@@ -6043,39 +6183,40 @@
       </w:tr>
       <w:tr>
         <w:trPr>
+          <w:cantSplit/>
           <w:jc w:val="center"/>
         </w:trPr>
         <w:tc>
           <w:tcPr>
-            <w:tcW w:w="3367" w:type="dxa"/>
-            <w:tcBorders>
-              <w:top w:val="single" w:sz="8" w:space="0" w:color="000000"/>
-              <w:left w:val="single" w:sz="8" w:space="0" w:color="000000"/>
-              <w:bottom w:val="single" w:sz="8" w:space="0" w:color="000000"/>
-              <w:right w:val="single" w:sz="8" w:space="0" w:color="000000"/>
-            </w:tcBorders>
-            <w:vAlign w:val="center"/>
-          </w:tcPr>
-          <w:p>
-            <w:pPr>
-              <w:rPr>
-                <w:sz w:val="24"/>
-                <w:szCs w:val="24"/>
-              </w:rPr>
-            </w:pPr>
-            <w:r>
-              <w:rPr>
-                <w:b w:val="0"/>
-                <w:sz w:val="24"/>
-                <w:szCs w:val="24"/>
-              </w:rPr>
-              <w:t>1. Lakukan 3-way matching atas permohonan penagihan (butir 4.3).</w:t>
-            </w:r>
-          </w:p>
-        </w:tc>
-        <w:tc>
-          <w:tcPr>
-            <w:tcW w:w="2248" w:type="dxa"/>
+            <w:tcW w:w="4309" w:type="dxa"/>
+            <w:tcBorders>
+              <w:top w:val="single" w:sz="8" w:space="0" w:color="000000"/>
+              <w:left w:val="single" w:sz="8" w:space="0" w:color="000000"/>
+              <w:bottom w:val="single" w:sz="8" w:space="0" w:color="000000"/>
+              <w:right w:val="single" w:sz="8" w:space="0" w:color="000000"/>
+            </w:tcBorders>
+            <w:vAlign w:val="center"/>
+          </w:tcPr>
+          <w:p>
+            <w:pPr>
+              <w:rPr>
+                <w:sz w:val="24"/>
+                <w:szCs w:val="24"/>
+              </w:rPr>
+            </w:pPr>
+            <w:r>
+              <w:rPr>
+                <w:b w:val="0"/>
+                <w:sz w:val="24"/>
+                <w:szCs w:val="24"/>
+              </w:rPr>
+              <w:t>1. Lakukan 3-way matching antara nominal PKS, acuan PO, dan BAST.</w:t>
+            </w:r>
+          </w:p>
+        </w:tc>
+        <w:tc>
+          <w:tcPr>
+            <w:tcW w:w="1927" w:type="dxa"/>
             <w:tcBorders>
               <w:top w:val="single" w:sz="8" w:space="0" w:color="000000"/>
               <w:left w:val="single" w:sz="8" w:space="0" w:color="000000"/>
@@ -6103,18 +6244,18 @@
         </w:tc>
         <w:tc>
           <w:tcPr>
-            <w:tcW w:w="3913" w:type="dxa"/>
-            <w:tcBorders>
-              <w:top w:val="single" w:sz="8" w:space="0" w:color="000000"/>
-              <w:left w:val="single" w:sz="8" w:space="0" w:color="000000"/>
-              <w:bottom w:val="single" w:sz="8" w:space="0" w:color="000000"/>
-              <w:right w:val="single" w:sz="8" w:space="0" w:color="000000"/>
-            </w:tcBorders>
-            <w:vAlign w:val="center"/>
-          </w:tcPr>
-          <w:p>
-            <w:pPr>
-              <w:jc w:val="both"/>
+            <w:tcW w:w="2835" w:type="dxa"/>
+            <w:tcBorders>
+              <w:top w:val="single" w:sz="8" w:space="0" w:color="000000"/>
+              <w:left w:val="single" w:sz="8" w:space="0" w:color="000000"/>
+              <w:bottom w:val="single" w:sz="8" w:space="0" w:color="000000"/>
+              <w:right w:val="single" w:sz="8" w:space="0" w:color="000000"/>
+            </w:tcBorders>
+            <w:vAlign w:val="center"/>
+          </w:tcPr>
+          <w:p>
+            <w:pPr>
+              <w:jc w:val="left"/>
               <w:rPr>
                 <w:sz w:val="24"/>
                 <w:szCs w:val="24"/>
@@ -6133,11 +6274,12 @@
       </w:tr>
       <w:tr>
         <w:trPr>
+          <w:cantSplit/>
           <w:jc w:val="center"/>
         </w:trPr>
         <w:tc>
           <w:tcPr>
-            <w:tcW w:w="3367" w:type="dxa"/>
+            <w:tcW w:w="4309" w:type="dxa"/>
             <w:tcBorders>
               <w:top w:val="single" w:sz="8" w:space="0" w:color="000000"/>
               <w:left w:val="single" w:sz="8" w:space="0" w:color="000000"/>
@@ -6165,7 +6307,7 @@
         </w:tc>
         <w:tc>
           <w:tcPr>
-            <w:tcW w:w="2248" w:type="dxa"/>
+            <w:tcW w:w="1927" w:type="dxa"/>
             <w:tcBorders>
               <w:top w:val="single" w:sz="8" w:space="0" w:color="000000"/>
               <w:left w:val="single" w:sz="8" w:space="0" w:color="000000"/>
@@ -6193,18 +6335,18 @@
         </w:tc>
         <w:tc>
           <w:tcPr>
-            <w:tcW w:w="3913" w:type="dxa"/>
-            <w:tcBorders>
-              <w:top w:val="single" w:sz="8" w:space="0" w:color="000000"/>
-              <w:left w:val="single" w:sz="8" w:space="0" w:color="000000"/>
-              <w:bottom w:val="single" w:sz="8" w:space="0" w:color="000000"/>
-              <w:right w:val="single" w:sz="8" w:space="0" w:color="000000"/>
-            </w:tcBorders>
-            <w:vAlign w:val="center"/>
-          </w:tcPr>
-          <w:p>
-            <w:pPr>
-              <w:jc w:val="both"/>
+            <w:tcW w:w="2835" w:type="dxa"/>
+            <w:tcBorders>
+              <w:top w:val="single" w:sz="8" w:space="0" w:color="000000"/>
+              <w:left w:val="single" w:sz="8" w:space="0" w:color="000000"/>
+              <w:bottom w:val="single" w:sz="8" w:space="0" w:color="000000"/>
+              <w:right w:val="single" w:sz="8" w:space="0" w:color="000000"/>
+            </w:tcBorders>
+            <w:vAlign w:val="center"/>
+          </w:tcPr>
+          <w:p>
+            <w:pPr>
+              <w:jc w:val="left"/>
               <w:rPr>
                 <w:sz w:val="24"/>
                 <w:szCs w:val="24"/>
@@ -6223,39 +6365,40 @@
       </w:tr>
       <w:tr>
         <w:trPr>
+          <w:cantSplit/>
           <w:jc w:val="center"/>
         </w:trPr>
         <w:tc>
           <w:tcPr>
-            <w:tcW w:w="3367" w:type="dxa"/>
-            <w:tcBorders>
-              <w:top w:val="single" w:sz="8" w:space="0" w:color="000000"/>
-              <w:left w:val="single" w:sz="8" w:space="0" w:color="000000"/>
-              <w:bottom w:val="single" w:sz="8" w:space="0" w:color="000000"/>
-              <w:right w:val="single" w:sz="8" w:space="0" w:color="000000"/>
-            </w:tcBorders>
-            <w:vAlign w:val="center"/>
-          </w:tcPr>
-          <w:p>
-            <w:pPr>
-              <w:rPr>
-                <w:sz w:val="24"/>
-                <w:szCs w:val="24"/>
-              </w:rPr>
-            </w:pPr>
-            <w:r>
-              <w:rPr>
-                <w:b w:val="0"/>
-                <w:sz w:val="24"/>
-                <w:szCs w:val="24"/>
-              </w:rPr>
-              <w:t>3. Susun draf invoice di templat resmi Google Sheets: nomor invoice, tanggal penerbitan, rincian pekerjaan, nominal PPN, estimasi PPh Pasal 23, dan jatuh tempo (butir 4.8).</w:t>
-            </w:r>
-          </w:p>
-        </w:tc>
-        <w:tc>
-          <w:tcPr>
-            <w:tcW w:w="2248" w:type="dxa"/>
+            <w:tcW w:w="4309" w:type="dxa"/>
+            <w:tcBorders>
+              <w:top w:val="single" w:sz="8" w:space="0" w:color="000000"/>
+              <w:left w:val="single" w:sz="8" w:space="0" w:color="000000"/>
+              <w:bottom w:val="single" w:sz="8" w:space="0" w:color="000000"/>
+              <w:right w:val="single" w:sz="8" w:space="0" w:color="000000"/>
+            </w:tcBorders>
+            <w:vAlign w:val="center"/>
+          </w:tcPr>
+          <w:p>
+            <w:pPr>
+              <w:rPr>
+                <w:sz w:val="24"/>
+                <w:szCs w:val="24"/>
+              </w:rPr>
+            </w:pPr>
+            <w:r>
+              <w:rPr>
+                <w:b w:val="0"/>
+                <w:sz w:val="24"/>
+                <w:szCs w:val="24"/>
+              </w:rPr>
+              <w:t>3. Susun draf invoice di Templat Invoice Resmi FAT (Google Sheets), berisi nomor invoice, tanggal penerbitan, rincian pekerjaan, nominal PPN, estimasi PPh Pasal 23, dan jatuh tempo sesuai TOP.</w:t>
+            </w:r>
+          </w:p>
+        </w:tc>
+        <w:tc>
+          <w:tcPr>
+            <w:tcW w:w="1927" w:type="dxa"/>
             <w:tcBorders>
               <w:top w:val="single" w:sz="8" w:space="0" w:color="000000"/>
               <w:left w:val="single" w:sz="8" w:space="0" w:color="000000"/>
@@ -6283,18 +6426,18 @@
         </w:tc>
         <w:tc>
           <w:tcPr>
-            <w:tcW w:w="3913" w:type="dxa"/>
-            <w:tcBorders>
-              <w:top w:val="single" w:sz="8" w:space="0" w:color="000000"/>
-              <w:left w:val="single" w:sz="8" w:space="0" w:color="000000"/>
-              <w:bottom w:val="single" w:sz="8" w:space="0" w:color="000000"/>
-              <w:right w:val="single" w:sz="8" w:space="0" w:color="000000"/>
-            </w:tcBorders>
-            <w:vAlign w:val="center"/>
-          </w:tcPr>
-          <w:p>
-            <w:pPr>
-              <w:jc w:val="both"/>
+            <w:tcW w:w="2835" w:type="dxa"/>
+            <w:tcBorders>
+              <w:top w:val="single" w:sz="8" w:space="0" w:color="000000"/>
+              <w:left w:val="single" w:sz="8" w:space="0" w:color="000000"/>
+              <w:bottom w:val="single" w:sz="8" w:space="0" w:color="000000"/>
+              <w:right w:val="single" w:sz="8" w:space="0" w:color="000000"/>
+            </w:tcBorders>
+            <w:vAlign w:val="center"/>
+          </w:tcPr>
+          <w:p>
+            <w:pPr>
+              <w:jc w:val="left"/>
               <w:rPr>
                 <w:sz w:val="24"/>
                 <w:szCs w:val="24"/>
@@ -6339,6 +6482,7 @@
     <w:p>
       <w:pPr>
         <w:pStyle w:val="Heading2"/>
+        <w:keepNext/>
         <w:numPr>
           <w:ilvl w:val="1"/>
           <w:numId w:val="7"/>
@@ -6359,27 +6503,30 @@
         <w:tblLook w:val="0400" w:firstRow="0" w:lastRow="0" w:firstColumn="0" w:lastColumn="0" w:noHBand="0" w:noVBand="1"/>
       </w:tblPr>
       <w:tblGrid>
-        <w:gridCol w:w="3367"/>
-        <w:gridCol w:w="2248"/>
-        <w:gridCol w:w="3913"/>
+        <w:gridCol w:w="4309"/>
+        <w:gridCol w:w="1927"/>
+        <w:gridCol w:w="2835"/>
       </w:tblGrid>
       <w:tr>
         <w:trPr>
+          <w:cantSplit/>
+          <w:tblHeader/>
           <w:jc w:val="center"/>
         </w:trPr>
         <w:tc>
           <w:tcPr>
-            <w:tcW w:w="3367" w:type="dxa"/>
-            <w:tcBorders>
-              <w:top w:val="single" w:sz="8" w:space="0" w:color="000000"/>
-              <w:left w:val="single" w:sz="8" w:space="0" w:color="000000"/>
-              <w:bottom w:val="single" w:sz="8" w:space="0" w:color="000000"/>
-              <w:right w:val="single" w:sz="8" w:space="0" w:color="000000"/>
-            </w:tcBorders>
-            <w:vAlign w:val="center"/>
-          </w:tcPr>
-          <w:p>
-            <w:pPr>
+            <w:tcW w:w="4309" w:type="dxa"/>
+            <w:tcBorders>
+              <w:top w:val="single" w:sz="8" w:space="0" w:color="000000"/>
+              <w:left w:val="single" w:sz="8" w:space="0" w:color="000000"/>
+              <w:bottom w:val="single" w:sz="8" w:space="0" w:color="000000"/>
+              <w:right w:val="single" w:sz="8" w:space="0" w:color="000000"/>
+            </w:tcBorders>
+            <w:vAlign w:val="center"/>
+          </w:tcPr>
+          <w:p>
+            <w:pPr>
+              <w:keepNext/>
               <w:jc w:val="center"/>
               <w:rPr>
                 <w:sz w:val="24"/>
@@ -6399,17 +6546,18 @@
         </w:tc>
         <w:tc>
           <w:tcPr>
-            <w:tcW w:w="2248" w:type="dxa"/>
-            <w:tcBorders>
-              <w:top w:val="single" w:sz="8" w:space="0" w:color="000000"/>
-              <w:left w:val="single" w:sz="8" w:space="0" w:color="000000"/>
-              <w:bottom w:val="single" w:sz="8" w:space="0" w:color="000000"/>
-              <w:right w:val="single" w:sz="8" w:space="0" w:color="000000"/>
-            </w:tcBorders>
-            <w:vAlign w:val="center"/>
-          </w:tcPr>
-          <w:p>
-            <w:pPr>
+            <w:tcW w:w="1927" w:type="dxa"/>
+            <w:tcBorders>
+              <w:top w:val="single" w:sz="8" w:space="0" w:color="000000"/>
+              <w:left w:val="single" w:sz="8" w:space="0" w:color="000000"/>
+              <w:bottom w:val="single" w:sz="8" w:space="0" w:color="000000"/>
+              <w:right w:val="single" w:sz="8" w:space="0" w:color="000000"/>
+            </w:tcBorders>
+            <w:vAlign w:val="center"/>
+          </w:tcPr>
+          <w:p>
+            <w:pPr>
+              <w:keepNext/>
               <w:jc w:val="center"/>
               <w:rPr>
                 <w:sz w:val="24"/>
@@ -6429,17 +6577,18 @@
         </w:tc>
         <w:tc>
           <w:tcPr>
-            <w:tcW w:w="3913" w:type="dxa"/>
-            <w:tcBorders>
-              <w:top w:val="single" w:sz="8" w:space="0" w:color="000000"/>
-              <w:left w:val="single" w:sz="8" w:space="0" w:color="000000"/>
-              <w:bottom w:val="single" w:sz="8" w:space="0" w:color="000000"/>
-              <w:right w:val="single" w:sz="8" w:space="0" w:color="000000"/>
-            </w:tcBorders>
-            <w:vAlign w:val="center"/>
-          </w:tcPr>
-          <w:p>
-            <w:pPr>
+            <w:tcW w:w="2835" w:type="dxa"/>
+            <w:tcBorders>
+              <w:top w:val="single" w:sz="8" w:space="0" w:color="000000"/>
+              <w:left w:val="single" w:sz="8" w:space="0" w:color="000000"/>
+              <w:bottom w:val="single" w:sz="8" w:space="0" w:color="000000"/>
+              <w:right w:val="single" w:sz="8" w:space="0" w:color="000000"/>
+            </w:tcBorders>
+            <w:vAlign w:val="center"/>
+          </w:tcPr>
+          <w:p>
+            <w:pPr>
+              <w:keepNext/>
               <w:jc w:val="center"/>
               <w:rPr>
                 <w:sz w:val="24"/>
@@ -6460,11 +6609,12 @@
       </w:tr>
       <w:tr>
         <w:trPr>
+          <w:cantSplit/>
           <w:jc w:val="center"/>
         </w:trPr>
         <w:tc>
           <w:tcPr>
-            <w:tcW w:w="3367" w:type="dxa"/>
+            <w:tcW w:w="4309" w:type="dxa"/>
             <w:tcBorders>
               <w:top w:val="single" w:sz="8" w:space="0" w:color="000000"/>
               <w:left w:val="single" w:sz="8" w:space="0" w:color="000000"/>
@@ -6492,7 +6642,7 @@
         </w:tc>
         <w:tc>
           <w:tcPr>
-            <w:tcW w:w="2248" w:type="dxa"/>
+            <w:tcW w:w="1927" w:type="dxa"/>
             <w:tcBorders>
               <w:top w:val="single" w:sz="8" w:space="0" w:color="000000"/>
               <w:left w:val="single" w:sz="8" w:space="0" w:color="000000"/>
@@ -6520,18 +6670,18 @@
         </w:tc>
         <w:tc>
           <w:tcPr>
-            <w:tcW w:w="3913" w:type="dxa"/>
-            <w:tcBorders>
-              <w:top w:val="single" w:sz="8" w:space="0" w:color="000000"/>
-              <w:left w:val="single" w:sz="8" w:space="0" w:color="000000"/>
-              <w:bottom w:val="single" w:sz="8" w:space="0" w:color="000000"/>
-              <w:right w:val="single" w:sz="8" w:space="0" w:color="000000"/>
-            </w:tcBorders>
-            <w:vAlign w:val="center"/>
-          </w:tcPr>
-          <w:p>
-            <w:pPr>
-              <w:jc w:val="both"/>
+            <w:tcW w:w="2835" w:type="dxa"/>
+            <w:tcBorders>
+              <w:top w:val="single" w:sz="8" w:space="0" w:color="000000"/>
+              <w:left w:val="single" w:sz="8" w:space="0" w:color="000000"/>
+              <w:bottom w:val="single" w:sz="8" w:space="0" w:color="000000"/>
+              <w:right w:val="single" w:sz="8" w:space="0" w:color="000000"/>
+            </w:tcBorders>
+            <w:vAlign w:val="center"/>
+          </w:tcPr>
+          <w:p>
+            <w:pPr>
+              <w:jc w:val="left"/>
               <w:rPr>
                 <w:sz w:val="24"/>
                 <w:szCs w:val="24"/>
@@ -6550,11 +6700,12 @@
       </w:tr>
       <w:tr>
         <w:trPr>
+          <w:cantSplit/>
           <w:jc w:val="center"/>
         </w:trPr>
         <w:tc>
           <w:tcPr>
-            <w:tcW w:w="3367" w:type="dxa"/>
+            <w:tcW w:w="4309" w:type="dxa"/>
             <w:tcBorders>
               <w:top w:val="single" w:sz="8" w:space="0" w:color="000000"/>
               <w:left w:val="single" w:sz="8" w:space="0" w:color="000000"/>
@@ -6582,7 +6733,7 @@
         </w:tc>
         <w:tc>
           <w:tcPr>
-            <w:tcW w:w="2248" w:type="dxa"/>
+            <w:tcW w:w="1927" w:type="dxa"/>
             <w:tcBorders>
               <w:top w:val="single" w:sz="8" w:space="0" w:color="000000"/>
               <w:left w:val="single" w:sz="8" w:space="0" w:color="000000"/>
@@ -6610,18 +6761,18 @@
         </w:tc>
         <w:tc>
           <w:tcPr>
-            <w:tcW w:w="3913" w:type="dxa"/>
-            <w:tcBorders>
-              <w:top w:val="single" w:sz="8" w:space="0" w:color="000000"/>
-              <w:left w:val="single" w:sz="8" w:space="0" w:color="000000"/>
-              <w:bottom w:val="single" w:sz="8" w:space="0" w:color="000000"/>
-              <w:right w:val="single" w:sz="8" w:space="0" w:color="000000"/>
-            </w:tcBorders>
-            <w:vAlign w:val="center"/>
-          </w:tcPr>
-          <w:p>
-            <w:pPr>
-              <w:jc w:val="both"/>
+            <w:tcW w:w="2835" w:type="dxa"/>
+            <w:tcBorders>
+              <w:top w:val="single" w:sz="8" w:space="0" w:color="000000"/>
+              <w:left w:val="single" w:sz="8" w:space="0" w:color="000000"/>
+              <w:bottom w:val="single" w:sz="8" w:space="0" w:color="000000"/>
+              <w:right w:val="single" w:sz="8" w:space="0" w:color="000000"/>
+            </w:tcBorders>
+            <w:vAlign w:val="center"/>
+          </w:tcPr>
+          <w:p>
+            <w:pPr>
+              <w:jc w:val="left"/>
               <w:rPr>
                 <w:sz w:val="24"/>
                 <w:szCs w:val="24"/>
@@ -6640,39 +6791,40 @@
       </w:tr>
       <w:tr>
         <w:trPr>
+          <w:cantSplit/>
           <w:jc w:val="center"/>
         </w:trPr>
         <w:tc>
           <w:tcPr>
-            <w:tcW w:w="3367" w:type="dxa"/>
-            <w:tcBorders>
-              <w:top w:val="single" w:sz="8" w:space="0" w:color="000000"/>
-              <w:left w:val="single" w:sz="8" w:space="0" w:color="000000"/>
-              <w:bottom w:val="single" w:sz="8" w:space="0" w:color="000000"/>
-              <w:right w:val="single" w:sz="8" w:space="0" w:color="000000"/>
-            </w:tcBorders>
-            <w:vAlign w:val="center"/>
-          </w:tcPr>
-          <w:p>
-            <w:pPr>
-              <w:rPr>
-                <w:sz w:val="24"/>
-                <w:szCs w:val="24"/>
-              </w:rPr>
-            </w:pPr>
-            <w:r>
-              <w:rPr>
-                <w:b w:val="0"/>
-                <w:sz w:val="24"/>
-                <w:szCs w:val="24"/>
-              </w:rPr>
-              <w:t>3. Teruskan draf invoice ke Direktur Utama bila TOP di atas TOP standar (butir 4.8).</w:t>
-            </w:r>
-          </w:p>
-        </w:tc>
-        <w:tc>
-          <w:tcPr>
-            <w:tcW w:w="2248" w:type="dxa"/>
+            <w:tcW w:w="4309" w:type="dxa"/>
+            <w:tcBorders>
+              <w:top w:val="single" w:sz="8" w:space="0" w:color="000000"/>
+              <w:left w:val="single" w:sz="8" w:space="0" w:color="000000"/>
+              <w:bottom w:val="single" w:sz="8" w:space="0" w:color="000000"/>
+              <w:right w:val="single" w:sz="8" w:space="0" w:color="000000"/>
+            </w:tcBorders>
+            <w:vAlign w:val="center"/>
+          </w:tcPr>
+          <w:p>
+            <w:pPr>
+              <w:rPr>
+                <w:sz w:val="24"/>
+                <w:szCs w:val="24"/>
+              </w:rPr>
+            </w:pPr>
+            <w:r>
+              <w:rPr>
+                <w:b w:val="0"/>
+                <w:sz w:val="24"/>
+                <w:szCs w:val="24"/>
+              </w:rPr>
+              <w:t>3. Teruskan draf invoice ke Direktur Utama jika TOP di atas TOP standar.</w:t>
+            </w:r>
+          </w:p>
+        </w:tc>
+        <w:tc>
+          <w:tcPr>
+            <w:tcW w:w="1927" w:type="dxa"/>
             <w:tcBorders>
               <w:top w:val="single" w:sz="8" w:space="0" w:color="000000"/>
               <w:left w:val="single" w:sz="8" w:space="0" w:color="000000"/>
@@ -6700,18 +6852,18 @@
         </w:tc>
         <w:tc>
           <w:tcPr>
-            <w:tcW w:w="3913" w:type="dxa"/>
-            <w:tcBorders>
-              <w:top w:val="single" w:sz="8" w:space="0" w:color="000000"/>
-              <w:left w:val="single" w:sz="8" w:space="0" w:color="000000"/>
-              <w:bottom w:val="single" w:sz="8" w:space="0" w:color="000000"/>
-              <w:right w:val="single" w:sz="8" w:space="0" w:color="000000"/>
-            </w:tcBorders>
-            <w:vAlign w:val="center"/>
-          </w:tcPr>
-          <w:p>
-            <w:pPr>
-              <w:jc w:val="both"/>
+            <w:tcW w:w="2835" w:type="dxa"/>
+            <w:tcBorders>
+              <w:top w:val="single" w:sz="8" w:space="0" w:color="000000"/>
+              <w:left w:val="single" w:sz="8" w:space="0" w:color="000000"/>
+              <w:bottom w:val="single" w:sz="8" w:space="0" w:color="000000"/>
+              <w:right w:val="single" w:sz="8" w:space="0" w:color="000000"/>
+            </w:tcBorders>
+            <w:vAlign w:val="center"/>
+          </w:tcPr>
+          <w:p>
+            <w:pPr>
+              <w:jc w:val="left"/>
               <w:rPr>
                 <w:sz w:val="24"/>
                 <w:szCs w:val="24"/>
@@ -6730,11 +6882,12 @@
       </w:tr>
       <w:tr>
         <w:trPr>
+          <w:cantSplit/>
           <w:jc w:val="center"/>
         </w:trPr>
         <w:tc>
           <w:tcPr>
-            <w:tcW w:w="3367" w:type="dxa"/>
+            <w:tcW w:w="4309" w:type="dxa"/>
             <w:tcBorders>
               <w:top w:val="single" w:sz="8" w:space="0" w:color="000000"/>
               <w:left w:val="single" w:sz="8" w:space="0" w:color="000000"/>
@@ -6762,7 +6915,7 @@
         </w:tc>
         <w:tc>
           <w:tcPr>
-            <w:tcW w:w="2248" w:type="dxa"/>
+            <w:tcW w:w="1927" w:type="dxa"/>
             <w:tcBorders>
               <w:top w:val="single" w:sz="8" w:space="0" w:color="000000"/>
               <w:left w:val="single" w:sz="8" w:space="0" w:color="000000"/>
@@ -6790,18 +6943,18 @@
         </w:tc>
         <w:tc>
           <w:tcPr>
-            <w:tcW w:w="3913" w:type="dxa"/>
-            <w:tcBorders>
-              <w:top w:val="single" w:sz="8" w:space="0" w:color="000000"/>
-              <w:left w:val="single" w:sz="8" w:space="0" w:color="000000"/>
-              <w:bottom w:val="single" w:sz="8" w:space="0" w:color="000000"/>
-              <w:right w:val="single" w:sz="8" w:space="0" w:color="000000"/>
-            </w:tcBorders>
-            <w:vAlign w:val="center"/>
-          </w:tcPr>
-          <w:p>
-            <w:pPr>
-              <w:jc w:val="both"/>
+            <w:tcW w:w="2835" w:type="dxa"/>
+            <w:tcBorders>
+              <w:top w:val="single" w:sz="8" w:space="0" w:color="000000"/>
+              <w:left w:val="single" w:sz="8" w:space="0" w:color="000000"/>
+              <w:bottom w:val="single" w:sz="8" w:space="0" w:color="000000"/>
+              <w:right w:val="single" w:sz="8" w:space="0" w:color="000000"/>
+            </w:tcBorders>
+            <w:vAlign w:val="center"/>
+          </w:tcPr>
+          <w:p>
+            <w:pPr>
+              <w:jc w:val="left"/>
               <w:rPr>
                 <w:sz w:val="24"/>
                 <w:szCs w:val="24"/>
@@ -6820,39 +6973,40 @@
       </w:tr>
       <w:tr>
         <w:trPr>
+          <w:cantSplit/>
           <w:jc w:val="center"/>
         </w:trPr>
         <w:tc>
           <w:tcPr>
-            <w:tcW w:w="3367" w:type="dxa"/>
-            <w:tcBorders>
-              <w:top w:val="single" w:sz="8" w:space="0" w:color="000000"/>
-              <w:left w:val="single" w:sz="8" w:space="0" w:color="000000"/>
-              <w:bottom w:val="single" w:sz="8" w:space="0" w:color="000000"/>
-              <w:right w:val="single" w:sz="8" w:space="0" w:color="000000"/>
-            </w:tcBorders>
-            <w:vAlign w:val="center"/>
-          </w:tcPr>
-          <w:p>
-            <w:pPr>
-              <w:rPr>
-                <w:sz w:val="24"/>
-                <w:szCs w:val="24"/>
-              </w:rPr>
-            </w:pPr>
-            <w:r>
-              <w:rPr>
-                <w:b w:val="0"/>
-                <w:sz w:val="24"/>
-                <w:szCs w:val="24"/>
-              </w:rPr>
-              <w:t>5. Beri persetujuan tertulis untuk pengiriman invoice bila draf dan dokumen sudah sesuai.</w:t>
-            </w:r>
-          </w:p>
-        </w:tc>
-        <w:tc>
-          <w:tcPr>
-            <w:tcW w:w="2248" w:type="dxa"/>
+            <w:tcW w:w="4309" w:type="dxa"/>
+            <w:tcBorders>
+              <w:top w:val="single" w:sz="8" w:space="0" w:color="000000"/>
+              <w:left w:val="single" w:sz="8" w:space="0" w:color="000000"/>
+              <w:bottom w:val="single" w:sz="8" w:space="0" w:color="000000"/>
+              <w:right w:val="single" w:sz="8" w:space="0" w:color="000000"/>
+            </w:tcBorders>
+            <w:vAlign w:val="center"/>
+          </w:tcPr>
+          <w:p>
+            <w:pPr>
+              <w:rPr>
+                <w:sz w:val="24"/>
+                <w:szCs w:val="24"/>
+              </w:rPr>
+            </w:pPr>
+            <w:r>
+              <w:rPr>
+                <w:b w:val="0"/>
+                <w:sz w:val="24"/>
+                <w:szCs w:val="24"/>
+              </w:rPr>
+              <w:t>5. Beri persetujuan tertulis untuk pengiriman invoice jika draf dan dokumen sudah sesuai.</w:t>
+            </w:r>
+          </w:p>
+        </w:tc>
+        <w:tc>
+          <w:tcPr>
+            <w:tcW w:w="1927" w:type="dxa"/>
             <w:tcBorders>
               <w:top w:val="single" w:sz="8" w:space="0" w:color="000000"/>
               <w:left w:val="single" w:sz="8" w:space="0" w:color="000000"/>
@@ -6880,18 +7034,18 @@
         </w:tc>
         <w:tc>
           <w:tcPr>
-            <w:tcW w:w="3913" w:type="dxa"/>
-            <w:tcBorders>
-              <w:top w:val="single" w:sz="8" w:space="0" w:color="000000"/>
-              <w:left w:val="single" w:sz="8" w:space="0" w:color="000000"/>
-              <w:bottom w:val="single" w:sz="8" w:space="0" w:color="000000"/>
-              <w:right w:val="single" w:sz="8" w:space="0" w:color="000000"/>
-            </w:tcBorders>
-            <w:vAlign w:val="center"/>
-          </w:tcPr>
-          <w:p>
-            <w:pPr>
-              <w:jc w:val="both"/>
+            <w:tcW w:w="2835" w:type="dxa"/>
+            <w:tcBorders>
+              <w:top w:val="single" w:sz="8" w:space="0" w:color="000000"/>
+              <w:left w:val="single" w:sz="8" w:space="0" w:color="000000"/>
+              <w:bottom w:val="single" w:sz="8" w:space="0" w:color="000000"/>
+              <w:right w:val="single" w:sz="8" w:space="0" w:color="000000"/>
+            </w:tcBorders>
+            <w:vAlign w:val="center"/>
+          </w:tcPr>
+          <w:p>
+            <w:pPr>
+              <w:jc w:val="left"/>
               <w:rPr>
                 <w:sz w:val="24"/>
                 <w:szCs w:val="24"/>
@@ -6936,6 +7090,7 @@
     <w:p>
       <w:pPr>
         <w:pStyle w:val="Heading2"/>
+        <w:keepNext/>
         <w:numPr>
           <w:ilvl w:val="1"/>
           <w:numId w:val="7"/>
@@ -6956,27 +7111,30 @@
         <w:tblLook w:val="0400" w:firstRow="0" w:lastRow="0" w:firstColumn="0" w:lastColumn="0" w:noHBand="0" w:noVBand="1"/>
       </w:tblPr>
       <w:tblGrid>
-        <w:gridCol w:w="3367"/>
-        <w:gridCol w:w="2248"/>
-        <w:gridCol w:w="3913"/>
+        <w:gridCol w:w="4309"/>
+        <w:gridCol w:w="1927"/>
+        <w:gridCol w:w="2835"/>
       </w:tblGrid>
       <w:tr>
         <w:trPr>
+          <w:cantSplit/>
+          <w:tblHeader/>
           <w:jc w:val="center"/>
         </w:trPr>
         <w:tc>
           <w:tcPr>
-            <w:tcW w:w="3367" w:type="dxa"/>
-            <w:tcBorders>
-              <w:top w:val="single" w:sz="8" w:space="0" w:color="000000"/>
-              <w:left w:val="single" w:sz="8" w:space="0" w:color="000000"/>
-              <w:bottom w:val="single" w:sz="8" w:space="0" w:color="000000"/>
-              <w:right w:val="single" w:sz="8" w:space="0" w:color="000000"/>
-            </w:tcBorders>
-            <w:vAlign w:val="center"/>
-          </w:tcPr>
-          <w:p>
-            <w:pPr>
+            <w:tcW w:w="4309" w:type="dxa"/>
+            <w:tcBorders>
+              <w:top w:val="single" w:sz="8" w:space="0" w:color="000000"/>
+              <w:left w:val="single" w:sz="8" w:space="0" w:color="000000"/>
+              <w:bottom w:val="single" w:sz="8" w:space="0" w:color="000000"/>
+              <w:right w:val="single" w:sz="8" w:space="0" w:color="000000"/>
+            </w:tcBorders>
+            <w:vAlign w:val="center"/>
+          </w:tcPr>
+          <w:p>
+            <w:pPr>
+              <w:keepNext/>
               <w:jc w:val="center"/>
               <w:rPr>
                 <w:sz w:val="24"/>
@@ -6996,17 +7154,18 @@
         </w:tc>
         <w:tc>
           <w:tcPr>
-            <w:tcW w:w="2248" w:type="dxa"/>
-            <w:tcBorders>
-              <w:top w:val="single" w:sz="8" w:space="0" w:color="000000"/>
-              <w:left w:val="single" w:sz="8" w:space="0" w:color="000000"/>
-              <w:bottom w:val="single" w:sz="8" w:space="0" w:color="000000"/>
-              <w:right w:val="single" w:sz="8" w:space="0" w:color="000000"/>
-            </w:tcBorders>
-            <w:vAlign w:val="center"/>
-          </w:tcPr>
-          <w:p>
-            <w:pPr>
+            <w:tcW w:w="1927" w:type="dxa"/>
+            <w:tcBorders>
+              <w:top w:val="single" w:sz="8" w:space="0" w:color="000000"/>
+              <w:left w:val="single" w:sz="8" w:space="0" w:color="000000"/>
+              <w:bottom w:val="single" w:sz="8" w:space="0" w:color="000000"/>
+              <w:right w:val="single" w:sz="8" w:space="0" w:color="000000"/>
+            </w:tcBorders>
+            <w:vAlign w:val="center"/>
+          </w:tcPr>
+          <w:p>
+            <w:pPr>
+              <w:keepNext/>
               <w:jc w:val="center"/>
               <w:rPr>
                 <w:sz w:val="24"/>
@@ -7026,17 +7185,18 @@
         </w:tc>
         <w:tc>
           <w:tcPr>
-            <w:tcW w:w="3913" w:type="dxa"/>
-            <w:tcBorders>
-              <w:top w:val="single" w:sz="8" w:space="0" w:color="000000"/>
-              <w:left w:val="single" w:sz="8" w:space="0" w:color="000000"/>
-              <w:bottom w:val="single" w:sz="8" w:space="0" w:color="000000"/>
-              <w:right w:val="single" w:sz="8" w:space="0" w:color="000000"/>
-            </w:tcBorders>
-            <w:vAlign w:val="center"/>
-          </w:tcPr>
-          <w:p>
-            <w:pPr>
+            <w:tcW w:w="2835" w:type="dxa"/>
+            <w:tcBorders>
+              <w:top w:val="single" w:sz="8" w:space="0" w:color="000000"/>
+              <w:left w:val="single" w:sz="8" w:space="0" w:color="000000"/>
+              <w:bottom w:val="single" w:sz="8" w:space="0" w:color="000000"/>
+              <w:right w:val="single" w:sz="8" w:space="0" w:color="000000"/>
+            </w:tcBorders>
+            <w:vAlign w:val="center"/>
+          </w:tcPr>
+          <w:p>
+            <w:pPr>
+              <w:keepNext/>
               <w:jc w:val="center"/>
               <w:rPr>
                 <w:sz w:val="24"/>
@@ -7057,39 +7217,40 @@
       </w:tr>
       <w:tr>
         <w:trPr>
+          <w:cantSplit/>
           <w:jc w:val="center"/>
         </w:trPr>
         <w:tc>
           <w:tcPr>
-            <w:tcW w:w="3367" w:type="dxa"/>
-            <w:tcBorders>
-              <w:top w:val="single" w:sz="8" w:space="0" w:color="000000"/>
-              <w:left w:val="single" w:sz="8" w:space="0" w:color="000000"/>
-              <w:bottom w:val="single" w:sz="8" w:space="0" w:color="000000"/>
-              <w:right w:val="single" w:sz="8" w:space="0" w:color="000000"/>
-            </w:tcBorders>
-            <w:vAlign w:val="center"/>
-          </w:tcPr>
-          <w:p>
-            <w:pPr>
-              <w:rPr>
-                <w:sz w:val="24"/>
-                <w:szCs w:val="24"/>
-              </w:rPr>
-            </w:pPr>
-            <w:r>
-              <w:rPr>
-                <w:b w:val="0"/>
-                <w:sz w:val="24"/>
-                <w:szCs w:val="24"/>
-              </w:rPr>
-              <w:t>1. Kirim email penagihan berisi lampiran PDF invoice, e-Faktur Pajak, BAST, PO, dan PKS ke PIC Finance/AP klien dan PIC Proyek klien.</w:t>
-            </w:r>
-          </w:p>
-        </w:tc>
-        <w:tc>
-          <w:tcPr>
-            <w:tcW w:w="2248" w:type="dxa"/>
+            <w:tcW w:w="4309" w:type="dxa"/>
+            <w:tcBorders>
+              <w:top w:val="single" w:sz="8" w:space="0" w:color="000000"/>
+              <w:left w:val="single" w:sz="8" w:space="0" w:color="000000"/>
+              <w:bottom w:val="single" w:sz="8" w:space="0" w:color="000000"/>
+              <w:right w:val="single" w:sz="8" w:space="0" w:color="000000"/>
+            </w:tcBorders>
+            <w:vAlign w:val="center"/>
+          </w:tcPr>
+          <w:p>
+            <w:pPr>
+              <w:rPr>
+                <w:sz w:val="24"/>
+                <w:szCs w:val="24"/>
+              </w:rPr>
+            </w:pPr>
+            <w:r>
+              <w:rPr>
+                <w:b w:val="0"/>
+                <w:sz w:val="24"/>
+                <w:szCs w:val="24"/>
+              </w:rPr>
+              <w:t>1. Kirim email penagihan ke PIC Finance/AP klien dan PIC Proyek klien, dengan lampiran PDF invoice, e-Faktur Pajak, BAST, PO, dan PKS.</w:t>
+            </w:r>
+          </w:p>
+        </w:tc>
+        <w:tc>
+          <w:tcPr>
+            <w:tcW w:w="1927" w:type="dxa"/>
             <w:tcBorders>
               <w:top w:val="single" w:sz="8" w:space="0" w:color="000000"/>
               <w:left w:val="single" w:sz="8" w:space="0" w:color="000000"/>
@@ -7117,18 +7278,18 @@
         </w:tc>
         <w:tc>
           <w:tcPr>
-            <w:tcW w:w="3913" w:type="dxa"/>
-            <w:tcBorders>
-              <w:top w:val="single" w:sz="8" w:space="0" w:color="000000"/>
-              <w:left w:val="single" w:sz="8" w:space="0" w:color="000000"/>
-              <w:bottom w:val="single" w:sz="8" w:space="0" w:color="000000"/>
-              <w:right w:val="single" w:sz="8" w:space="0" w:color="000000"/>
-            </w:tcBorders>
-            <w:vAlign w:val="center"/>
-          </w:tcPr>
-          <w:p>
-            <w:pPr>
-              <w:jc w:val="both"/>
+            <w:tcW w:w="2835" w:type="dxa"/>
+            <w:tcBorders>
+              <w:top w:val="single" w:sz="8" w:space="0" w:color="000000"/>
+              <w:left w:val="single" w:sz="8" w:space="0" w:color="000000"/>
+              <w:bottom w:val="single" w:sz="8" w:space="0" w:color="000000"/>
+              <w:right w:val="single" w:sz="8" w:space="0" w:color="000000"/>
+            </w:tcBorders>
+            <w:vAlign w:val="center"/>
+          </w:tcPr>
+          <w:p>
+            <w:pPr>
+              <w:jc w:val="left"/>
               <w:rPr>
                 <w:sz w:val="24"/>
                 <w:szCs w:val="24"/>
@@ -7147,39 +7308,40 @@
       </w:tr>
       <w:tr>
         <w:trPr>
+          <w:cantSplit/>
           <w:jc w:val="center"/>
         </w:trPr>
         <w:tc>
           <w:tcPr>
-            <w:tcW w:w="3367" w:type="dxa"/>
-            <w:tcBorders>
-              <w:top w:val="single" w:sz="8" w:space="0" w:color="000000"/>
-              <w:left w:val="single" w:sz="8" w:space="0" w:color="000000"/>
-              <w:bottom w:val="single" w:sz="8" w:space="0" w:color="000000"/>
-              <w:right w:val="single" w:sz="8" w:space="0" w:color="000000"/>
-            </w:tcBorders>
-            <w:vAlign w:val="center"/>
-          </w:tcPr>
-          <w:p>
-            <w:pPr>
-              <w:rPr>
-                <w:sz w:val="24"/>
-                <w:szCs w:val="24"/>
-              </w:rPr>
-            </w:pPr>
-            <w:r>
-              <w:rPr>
-                <w:b w:val="0"/>
-                <w:sz w:val="24"/>
-                <w:szCs w:val="24"/>
-              </w:rPr>
-              <w:t>2. Cetak berkas penagihan bila PKS mensyaratkan hard copy.</w:t>
-            </w:r>
-          </w:p>
-        </w:tc>
-        <w:tc>
-          <w:tcPr>
-            <w:tcW w:w="2248" w:type="dxa"/>
+            <w:tcW w:w="4309" w:type="dxa"/>
+            <w:tcBorders>
+              <w:top w:val="single" w:sz="8" w:space="0" w:color="000000"/>
+              <w:left w:val="single" w:sz="8" w:space="0" w:color="000000"/>
+              <w:bottom w:val="single" w:sz="8" w:space="0" w:color="000000"/>
+              <w:right w:val="single" w:sz="8" w:space="0" w:color="000000"/>
+            </w:tcBorders>
+            <w:vAlign w:val="center"/>
+          </w:tcPr>
+          <w:p>
+            <w:pPr>
+              <w:rPr>
+                <w:sz w:val="24"/>
+                <w:szCs w:val="24"/>
+              </w:rPr>
+            </w:pPr>
+            <w:r>
+              <w:rPr>
+                <w:b w:val="0"/>
+                <w:sz w:val="24"/>
+                <w:szCs w:val="24"/>
+              </w:rPr>
+              <w:t>2. Cetak berkas penagihan jika PKS mensyaratkan hard copy.</w:t>
+            </w:r>
+          </w:p>
+        </w:tc>
+        <w:tc>
+          <w:tcPr>
+            <w:tcW w:w="1927" w:type="dxa"/>
             <w:tcBorders>
               <w:top w:val="single" w:sz="8" w:space="0" w:color="000000"/>
               <w:left w:val="single" w:sz="8" w:space="0" w:color="000000"/>
@@ -7207,18 +7369,18 @@
         </w:tc>
         <w:tc>
           <w:tcPr>
-            <w:tcW w:w="3913" w:type="dxa"/>
-            <w:tcBorders>
-              <w:top w:val="single" w:sz="8" w:space="0" w:color="000000"/>
-              <w:left w:val="single" w:sz="8" w:space="0" w:color="000000"/>
-              <w:bottom w:val="single" w:sz="8" w:space="0" w:color="000000"/>
-              <w:right w:val="single" w:sz="8" w:space="0" w:color="000000"/>
-            </w:tcBorders>
-            <w:vAlign w:val="center"/>
-          </w:tcPr>
-          <w:p>
-            <w:pPr>
-              <w:jc w:val="both"/>
+            <w:tcW w:w="2835" w:type="dxa"/>
+            <w:tcBorders>
+              <w:top w:val="single" w:sz="8" w:space="0" w:color="000000"/>
+              <w:left w:val="single" w:sz="8" w:space="0" w:color="000000"/>
+              <w:bottom w:val="single" w:sz="8" w:space="0" w:color="000000"/>
+              <w:right w:val="single" w:sz="8" w:space="0" w:color="000000"/>
+            </w:tcBorders>
+            <w:vAlign w:val="center"/>
+          </w:tcPr>
+          <w:p>
+            <w:pPr>
+              <w:jc w:val="left"/>
               <w:rPr>
                 <w:sz w:val="24"/>
                 <w:szCs w:val="24"/>
@@ -7237,11 +7399,12 @@
       </w:tr>
       <w:tr>
         <w:trPr>
+          <w:cantSplit/>
           <w:jc w:val="center"/>
         </w:trPr>
         <w:tc>
           <w:tcPr>
-            <w:tcW w:w="3367" w:type="dxa"/>
+            <w:tcW w:w="4309" w:type="dxa"/>
             <w:tcBorders>
               <w:top w:val="single" w:sz="8" w:space="0" w:color="000000"/>
               <w:left w:val="single" w:sz="8" w:space="0" w:color="000000"/>
@@ -7269,7 +7432,7 @@
         </w:tc>
         <w:tc>
           <w:tcPr>
-            <w:tcW w:w="2248" w:type="dxa"/>
+            <w:tcW w:w="1927" w:type="dxa"/>
             <w:tcBorders>
               <w:top w:val="single" w:sz="8" w:space="0" w:color="000000"/>
               <w:left w:val="single" w:sz="8" w:space="0" w:color="000000"/>
@@ -7297,18 +7460,18 @@
         </w:tc>
         <w:tc>
           <w:tcPr>
-            <w:tcW w:w="3913" w:type="dxa"/>
-            <w:tcBorders>
-              <w:top w:val="single" w:sz="8" w:space="0" w:color="000000"/>
-              <w:left w:val="single" w:sz="8" w:space="0" w:color="000000"/>
-              <w:bottom w:val="single" w:sz="8" w:space="0" w:color="000000"/>
-              <w:right w:val="single" w:sz="8" w:space="0" w:color="000000"/>
-            </w:tcBorders>
-            <w:vAlign w:val="center"/>
-          </w:tcPr>
-          <w:p>
-            <w:pPr>
-              <w:jc w:val="both"/>
+            <w:tcW w:w="2835" w:type="dxa"/>
+            <w:tcBorders>
+              <w:top w:val="single" w:sz="8" w:space="0" w:color="000000"/>
+              <w:left w:val="single" w:sz="8" w:space="0" w:color="000000"/>
+              <w:bottom w:val="single" w:sz="8" w:space="0" w:color="000000"/>
+              <w:right w:val="single" w:sz="8" w:space="0" w:color="000000"/>
+            </w:tcBorders>
+            <w:vAlign w:val="center"/>
+          </w:tcPr>
+          <w:p>
+            <w:pPr>
+              <w:jc w:val="left"/>
               <w:rPr>
                 <w:sz w:val="24"/>
                 <w:szCs w:val="24"/>
@@ -7327,39 +7490,40 @@
       </w:tr>
       <w:tr>
         <w:trPr>
+          <w:cantSplit/>
           <w:jc w:val="center"/>
         </w:trPr>
         <w:tc>
           <w:tcPr>
-            <w:tcW w:w="3367" w:type="dxa"/>
-            <w:tcBorders>
-              <w:top w:val="single" w:sz="8" w:space="0" w:color="000000"/>
-              <w:left w:val="single" w:sz="8" w:space="0" w:color="000000"/>
-              <w:bottom w:val="single" w:sz="8" w:space="0" w:color="000000"/>
-              <w:right w:val="single" w:sz="8" w:space="0" w:color="000000"/>
-            </w:tcBorders>
-            <w:vAlign w:val="center"/>
-          </w:tcPr>
-          <w:p>
-            <w:pPr>
-              <w:rPr>
-                <w:sz w:val="24"/>
-                <w:szCs w:val="24"/>
-              </w:rPr>
-            </w:pPr>
-            <w:r>
-              <w:rPr>
-                <w:b w:val="0"/>
-                <w:sz w:val="24"/>
-                <w:szCs w:val="24"/>
-              </w:rPr>
-              <w:t>4. Kirim berkas cetak ke alamat penagihan klien lewat kurir.</w:t>
-            </w:r>
-          </w:p>
-        </w:tc>
-        <w:tc>
-          <w:tcPr>
-            <w:tcW w:w="2248" w:type="dxa"/>
+            <w:tcW w:w="4309" w:type="dxa"/>
+            <w:tcBorders>
+              <w:top w:val="single" w:sz="8" w:space="0" w:color="000000"/>
+              <w:left w:val="single" w:sz="8" w:space="0" w:color="000000"/>
+              <w:bottom w:val="single" w:sz="8" w:space="0" w:color="000000"/>
+              <w:right w:val="single" w:sz="8" w:space="0" w:color="000000"/>
+            </w:tcBorders>
+            <w:vAlign w:val="center"/>
+          </w:tcPr>
+          <w:p>
+            <w:pPr>
+              <w:rPr>
+                <w:sz w:val="24"/>
+                <w:szCs w:val="24"/>
+              </w:rPr>
+            </w:pPr>
+            <w:r>
+              <w:rPr>
+                <w:b w:val="0"/>
+                <w:sz w:val="24"/>
+                <w:szCs w:val="24"/>
+              </w:rPr>
+              <w:t>4. Kirim berkas cetak ke alamat penagihan klien melalui kurir.</w:t>
+            </w:r>
+          </w:p>
+        </w:tc>
+        <w:tc>
+          <w:tcPr>
+            <w:tcW w:w="1927" w:type="dxa"/>
             <w:tcBorders>
               <w:top w:val="single" w:sz="8" w:space="0" w:color="000000"/>
               <w:left w:val="single" w:sz="8" w:space="0" w:color="000000"/>
@@ -7387,18 +7551,18 @@
         </w:tc>
         <w:tc>
           <w:tcPr>
-            <w:tcW w:w="3913" w:type="dxa"/>
-            <w:tcBorders>
-              <w:top w:val="single" w:sz="8" w:space="0" w:color="000000"/>
-              <w:left w:val="single" w:sz="8" w:space="0" w:color="000000"/>
-              <w:bottom w:val="single" w:sz="8" w:space="0" w:color="000000"/>
-              <w:right w:val="single" w:sz="8" w:space="0" w:color="000000"/>
-            </w:tcBorders>
-            <w:vAlign w:val="center"/>
-          </w:tcPr>
-          <w:p>
-            <w:pPr>
-              <w:jc w:val="both"/>
+            <w:tcW w:w="2835" w:type="dxa"/>
+            <w:tcBorders>
+              <w:top w:val="single" w:sz="8" w:space="0" w:color="000000"/>
+              <w:left w:val="single" w:sz="8" w:space="0" w:color="000000"/>
+              <w:bottom w:val="single" w:sz="8" w:space="0" w:color="000000"/>
+              <w:right w:val="single" w:sz="8" w:space="0" w:color="000000"/>
+            </w:tcBorders>
+            <w:vAlign w:val="center"/>
+          </w:tcPr>
+          <w:p>
+            <w:pPr>
+              <w:jc w:val="left"/>
               <w:rPr>
                 <w:sz w:val="24"/>
                 <w:szCs w:val="24"/>
@@ -7417,11 +7581,12 @@
       </w:tr>
       <w:tr>
         <w:trPr>
+          <w:cantSplit/>
           <w:jc w:val="center"/>
         </w:trPr>
         <w:tc>
           <w:tcPr>
-            <w:tcW w:w="3367" w:type="dxa"/>
+            <w:tcW w:w="4309" w:type="dxa"/>
             <w:tcBorders>
               <w:top w:val="single" w:sz="8" w:space="0" w:color="000000"/>
               <w:left w:val="single" w:sz="8" w:space="0" w:color="000000"/>
@@ -7449,7 +7614,7 @@
         </w:tc>
         <w:tc>
           <w:tcPr>
-            <w:tcW w:w="2248" w:type="dxa"/>
+            <w:tcW w:w="1927" w:type="dxa"/>
             <w:tcBorders>
               <w:top w:val="single" w:sz="8" w:space="0" w:color="000000"/>
               <w:left w:val="single" w:sz="8" w:space="0" w:color="000000"/>
@@ -7477,18 +7642,18 @@
         </w:tc>
         <w:tc>
           <w:tcPr>
-            <w:tcW w:w="3913" w:type="dxa"/>
-            <w:tcBorders>
-              <w:top w:val="single" w:sz="8" w:space="0" w:color="000000"/>
-              <w:left w:val="single" w:sz="8" w:space="0" w:color="000000"/>
-              <w:bottom w:val="single" w:sz="8" w:space="0" w:color="000000"/>
-              <w:right w:val="single" w:sz="8" w:space="0" w:color="000000"/>
-            </w:tcBorders>
-            <w:vAlign w:val="center"/>
-          </w:tcPr>
-          <w:p>
-            <w:pPr>
-              <w:jc w:val="both"/>
+            <w:tcW w:w="2835" w:type="dxa"/>
+            <w:tcBorders>
+              <w:top w:val="single" w:sz="8" w:space="0" w:color="000000"/>
+              <w:left w:val="single" w:sz="8" w:space="0" w:color="000000"/>
+              <w:bottom w:val="single" w:sz="8" w:space="0" w:color="000000"/>
+              <w:right w:val="single" w:sz="8" w:space="0" w:color="000000"/>
+            </w:tcBorders>
+            <w:vAlign w:val="center"/>
+          </w:tcPr>
+          <w:p>
+            <w:pPr>
+              <w:jc w:val="left"/>
               <w:rPr>
                 <w:sz w:val="24"/>
                 <w:szCs w:val="24"/>
@@ -7507,11 +7672,12 @@
       </w:tr>
       <w:tr>
         <w:trPr>
+          <w:cantSplit/>
           <w:jc w:val="center"/>
         </w:trPr>
         <w:tc>
           <w:tcPr>
-            <w:tcW w:w="3367" w:type="dxa"/>
+            <w:tcW w:w="4309" w:type="dxa"/>
             <w:tcBorders>
               <w:top w:val="single" w:sz="8" w:space="0" w:color="000000"/>
               <w:left w:val="single" w:sz="8" w:space="0" w:color="000000"/>
@@ -7539,7 +7705,7 @@
         </w:tc>
         <w:tc>
           <w:tcPr>
-            <w:tcW w:w="2248" w:type="dxa"/>
+            <w:tcW w:w="1927" w:type="dxa"/>
             <w:tcBorders>
               <w:top w:val="single" w:sz="8" w:space="0" w:color="000000"/>
               <w:left w:val="single" w:sz="8" w:space="0" w:color="000000"/>
@@ -7567,18 +7733,18 @@
         </w:tc>
         <w:tc>
           <w:tcPr>
-            <w:tcW w:w="3913" w:type="dxa"/>
-            <w:tcBorders>
-              <w:top w:val="single" w:sz="8" w:space="0" w:color="000000"/>
-              <w:left w:val="single" w:sz="8" w:space="0" w:color="000000"/>
-              <w:bottom w:val="single" w:sz="8" w:space="0" w:color="000000"/>
-              <w:right w:val="single" w:sz="8" w:space="0" w:color="000000"/>
-            </w:tcBorders>
-            <w:vAlign w:val="center"/>
-          </w:tcPr>
-          <w:p>
-            <w:pPr>
-              <w:jc w:val="both"/>
+            <w:tcW w:w="2835" w:type="dxa"/>
+            <w:tcBorders>
+              <w:top w:val="single" w:sz="8" w:space="0" w:color="000000"/>
+              <w:left w:val="single" w:sz="8" w:space="0" w:color="000000"/>
+              <w:bottom w:val="single" w:sz="8" w:space="0" w:color="000000"/>
+              <w:right w:val="single" w:sz="8" w:space="0" w:color="000000"/>
+            </w:tcBorders>
+            <w:vAlign w:val="center"/>
+          </w:tcPr>
+          <w:p>
+            <w:pPr>
+              <w:jc w:val="left"/>
               <w:rPr>
                 <w:sz w:val="24"/>
                 <w:szCs w:val="24"/>
@@ -7623,6 +7789,7 @@
     <w:p>
       <w:pPr>
         <w:pStyle w:val="Heading2"/>
+        <w:keepNext/>
         <w:numPr>
           <w:ilvl w:val="1"/>
           <w:numId w:val="7"/>
@@ -7643,27 +7810,30 @@
         <w:tblLook w:val="0400" w:firstRow="0" w:lastRow="0" w:firstColumn="0" w:lastColumn="0" w:noHBand="0" w:noVBand="1"/>
       </w:tblPr>
       <w:tblGrid>
-        <w:gridCol w:w="3367"/>
-        <w:gridCol w:w="2248"/>
-        <w:gridCol w:w="3913"/>
+        <w:gridCol w:w="4309"/>
+        <w:gridCol w:w="1927"/>
+        <w:gridCol w:w="2835"/>
       </w:tblGrid>
       <w:tr>
         <w:trPr>
+          <w:cantSplit/>
+          <w:tblHeader/>
           <w:jc w:val="center"/>
         </w:trPr>
         <w:tc>
           <w:tcPr>
-            <w:tcW w:w="3367" w:type="dxa"/>
-            <w:tcBorders>
-              <w:top w:val="single" w:sz="8" w:space="0" w:color="000000"/>
-              <w:left w:val="single" w:sz="8" w:space="0" w:color="000000"/>
-              <w:bottom w:val="single" w:sz="8" w:space="0" w:color="000000"/>
-              <w:right w:val="single" w:sz="8" w:space="0" w:color="000000"/>
-            </w:tcBorders>
-            <w:vAlign w:val="center"/>
-          </w:tcPr>
-          <w:p>
-            <w:pPr>
+            <w:tcW w:w="4309" w:type="dxa"/>
+            <w:tcBorders>
+              <w:top w:val="single" w:sz="8" w:space="0" w:color="000000"/>
+              <w:left w:val="single" w:sz="8" w:space="0" w:color="000000"/>
+              <w:bottom w:val="single" w:sz="8" w:space="0" w:color="000000"/>
+              <w:right w:val="single" w:sz="8" w:space="0" w:color="000000"/>
+            </w:tcBorders>
+            <w:vAlign w:val="center"/>
+          </w:tcPr>
+          <w:p>
+            <w:pPr>
+              <w:keepNext/>
               <w:jc w:val="center"/>
               <w:rPr>
                 <w:sz w:val="24"/>
@@ -7683,17 +7853,18 @@
         </w:tc>
         <w:tc>
           <w:tcPr>
-            <w:tcW w:w="2248" w:type="dxa"/>
-            <w:tcBorders>
-              <w:top w:val="single" w:sz="8" w:space="0" w:color="000000"/>
-              <w:left w:val="single" w:sz="8" w:space="0" w:color="000000"/>
-              <w:bottom w:val="single" w:sz="8" w:space="0" w:color="000000"/>
-              <w:right w:val="single" w:sz="8" w:space="0" w:color="000000"/>
-            </w:tcBorders>
-            <w:vAlign w:val="center"/>
-          </w:tcPr>
-          <w:p>
-            <w:pPr>
+            <w:tcW w:w="1927" w:type="dxa"/>
+            <w:tcBorders>
+              <w:top w:val="single" w:sz="8" w:space="0" w:color="000000"/>
+              <w:left w:val="single" w:sz="8" w:space="0" w:color="000000"/>
+              <w:bottom w:val="single" w:sz="8" w:space="0" w:color="000000"/>
+              <w:right w:val="single" w:sz="8" w:space="0" w:color="000000"/>
+            </w:tcBorders>
+            <w:vAlign w:val="center"/>
+          </w:tcPr>
+          <w:p>
+            <w:pPr>
+              <w:keepNext/>
               <w:jc w:val="center"/>
               <w:rPr>
                 <w:sz w:val="24"/>
@@ -7713,17 +7884,18 @@
         </w:tc>
         <w:tc>
           <w:tcPr>
-            <w:tcW w:w="3913" w:type="dxa"/>
-            <w:tcBorders>
-              <w:top w:val="single" w:sz="8" w:space="0" w:color="000000"/>
-              <w:left w:val="single" w:sz="8" w:space="0" w:color="000000"/>
-              <w:bottom w:val="single" w:sz="8" w:space="0" w:color="000000"/>
-              <w:right w:val="single" w:sz="8" w:space="0" w:color="000000"/>
-            </w:tcBorders>
-            <w:vAlign w:val="center"/>
-          </w:tcPr>
-          <w:p>
-            <w:pPr>
+            <w:tcW w:w="2835" w:type="dxa"/>
+            <w:tcBorders>
+              <w:top w:val="single" w:sz="8" w:space="0" w:color="000000"/>
+              <w:left w:val="single" w:sz="8" w:space="0" w:color="000000"/>
+              <w:bottom w:val="single" w:sz="8" w:space="0" w:color="000000"/>
+              <w:right w:val="single" w:sz="8" w:space="0" w:color="000000"/>
+            </w:tcBorders>
+            <w:vAlign w:val="center"/>
+          </w:tcPr>
+          <w:p>
+            <w:pPr>
+              <w:keepNext/>
               <w:jc w:val="center"/>
               <w:rPr>
                 <w:sz w:val="24"/>
@@ -7744,11 +7916,12 @@
       </w:tr>
       <w:tr>
         <w:trPr>
+          <w:cantSplit/>
           <w:jc w:val="center"/>
         </w:trPr>
         <w:tc>
           <w:tcPr>
-            <w:tcW w:w="3367" w:type="dxa"/>
+            <w:tcW w:w="4309" w:type="dxa"/>
             <w:tcBorders>
               <w:top w:val="single" w:sz="8" w:space="0" w:color="000000"/>
               <w:left w:val="single" w:sz="8" w:space="0" w:color="000000"/>
@@ -7776,7 +7949,7 @@
         </w:tc>
         <w:tc>
           <w:tcPr>
-            <w:tcW w:w="2248" w:type="dxa"/>
+            <w:tcW w:w="1927" w:type="dxa"/>
             <w:tcBorders>
               <w:top w:val="single" w:sz="8" w:space="0" w:color="000000"/>
               <w:left w:val="single" w:sz="8" w:space="0" w:color="000000"/>
@@ -7804,18 +7977,18 @@
         </w:tc>
         <w:tc>
           <w:tcPr>
-            <w:tcW w:w="3913" w:type="dxa"/>
-            <w:tcBorders>
-              <w:top w:val="single" w:sz="8" w:space="0" w:color="000000"/>
-              <w:left w:val="single" w:sz="8" w:space="0" w:color="000000"/>
-              <w:bottom w:val="single" w:sz="8" w:space="0" w:color="000000"/>
-              <w:right w:val="single" w:sz="8" w:space="0" w:color="000000"/>
-            </w:tcBorders>
-            <w:vAlign w:val="center"/>
-          </w:tcPr>
-          <w:p>
-            <w:pPr>
-              <w:jc w:val="both"/>
+            <w:tcW w:w="2835" w:type="dxa"/>
+            <w:tcBorders>
+              <w:top w:val="single" w:sz="8" w:space="0" w:color="000000"/>
+              <w:left w:val="single" w:sz="8" w:space="0" w:color="000000"/>
+              <w:bottom w:val="single" w:sz="8" w:space="0" w:color="000000"/>
+              <w:right w:val="single" w:sz="8" w:space="0" w:color="000000"/>
+            </w:tcBorders>
+            <w:vAlign w:val="center"/>
+          </w:tcPr>
+          <w:p>
+            <w:pPr>
+              <w:jc w:val="left"/>
               <w:rPr>
                 <w:sz w:val="24"/>
                 <w:szCs w:val="24"/>
@@ -7834,39 +8007,40 @@
       </w:tr>
       <w:tr>
         <w:trPr>
+          <w:cantSplit/>
           <w:jc w:val="center"/>
         </w:trPr>
         <w:tc>
           <w:tcPr>
-            <w:tcW w:w="3367" w:type="dxa"/>
-            <w:tcBorders>
-              <w:top w:val="single" w:sz="8" w:space="0" w:color="000000"/>
-              <w:left w:val="single" w:sz="8" w:space="0" w:color="000000"/>
-              <w:bottom w:val="single" w:sz="8" w:space="0" w:color="000000"/>
-              <w:right w:val="single" w:sz="8" w:space="0" w:color="000000"/>
-            </w:tcBorders>
-            <w:vAlign w:val="center"/>
-          </w:tcPr>
-          <w:p>
-            <w:pPr>
-              <w:rPr>
-                <w:sz w:val="24"/>
-                <w:szCs w:val="24"/>
-              </w:rPr>
-            </w:pPr>
-            <w:r>
-              <w:rPr>
-                <w:b w:val="0"/>
-                <w:sz w:val="24"/>
-                <w:szCs w:val="24"/>
-              </w:rPr>
-              <w:t>2. Pantau kas masuk dari klien setiap hari lewat KlikBCA Bisnis.</w:t>
-            </w:r>
-          </w:p>
-        </w:tc>
-        <w:tc>
-          <w:tcPr>
-            <w:tcW w:w="2248" w:type="dxa"/>
+            <w:tcW w:w="4309" w:type="dxa"/>
+            <w:tcBorders>
+              <w:top w:val="single" w:sz="8" w:space="0" w:color="000000"/>
+              <w:left w:val="single" w:sz="8" w:space="0" w:color="000000"/>
+              <w:bottom w:val="single" w:sz="8" w:space="0" w:color="000000"/>
+              <w:right w:val="single" w:sz="8" w:space="0" w:color="000000"/>
+            </w:tcBorders>
+            <w:vAlign w:val="center"/>
+          </w:tcPr>
+          <w:p>
+            <w:pPr>
+              <w:rPr>
+                <w:sz w:val="24"/>
+                <w:szCs w:val="24"/>
+              </w:rPr>
+            </w:pPr>
+            <w:r>
+              <w:rPr>
+                <w:b w:val="0"/>
+                <w:sz w:val="24"/>
+                <w:szCs w:val="24"/>
+              </w:rPr>
+              <w:t>2. Pantau kas masuk dari klien setiap hari via KlikBCA Bisnis.</w:t>
+            </w:r>
+          </w:p>
+        </w:tc>
+        <w:tc>
+          <w:tcPr>
+            <w:tcW w:w="1927" w:type="dxa"/>
             <w:tcBorders>
               <w:top w:val="single" w:sz="8" w:space="0" w:color="000000"/>
               <w:left w:val="single" w:sz="8" w:space="0" w:color="000000"/>
@@ -7894,18 +8068,18 @@
         </w:tc>
         <w:tc>
           <w:tcPr>
-            <w:tcW w:w="3913" w:type="dxa"/>
-            <w:tcBorders>
-              <w:top w:val="single" w:sz="8" w:space="0" w:color="000000"/>
-              <w:left w:val="single" w:sz="8" w:space="0" w:color="000000"/>
-              <w:bottom w:val="single" w:sz="8" w:space="0" w:color="000000"/>
-              <w:right w:val="single" w:sz="8" w:space="0" w:color="000000"/>
-            </w:tcBorders>
-            <w:vAlign w:val="center"/>
-          </w:tcPr>
-          <w:p>
-            <w:pPr>
-              <w:jc w:val="both"/>
+            <w:tcW w:w="2835" w:type="dxa"/>
+            <w:tcBorders>
+              <w:top w:val="single" w:sz="8" w:space="0" w:color="000000"/>
+              <w:left w:val="single" w:sz="8" w:space="0" w:color="000000"/>
+              <w:bottom w:val="single" w:sz="8" w:space="0" w:color="000000"/>
+              <w:right w:val="single" w:sz="8" w:space="0" w:color="000000"/>
+            </w:tcBorders>
+            <w:vAlign w:val="center"/>
+          </w:tcPr>
+          <w:p>
+            <w:pPr>
+              <w:jc w:val="left"/>
               <w:rPr>
                 <w:sz w:val="24"/>
                 <w:szCs w:val="24"/>
@@ -7924,11 +8098,12 @@
       </w:tr>
       <w:tr>
         <w:trPr>
+          <w:cantSplit/>
           <w:jc w:val="center"/>
         </w:trPr>
         <w:tc>
           <w:tcPr>
-            <w:tcW w:w="3367" w:type="dxa"/>
+            <w:tcW w:w="4309" w:type="dxa"/>
             <w:tcBorders>
               <w:top w:val="single" w:sz="8" w:space="0" w:color="000000"/>
               <w:left w:val="single" w:sz="8" w:space="0" w:color="000000"/>
@@ -7956,7 +8131,7 @@
         </w:tc>
         <w:tc>
           <w:tcPr>
-            <w:tcW w:w="2248" w:type="dxa"/>
+            <w:tcW w:w="1927" w:type="dxa"/>
             <w:tcBorders>
               <w:top w:val="single" w:sz="8" w:space="0" w:color="000000"/>
               <w:left w:val="single" w:sz="8" w:space="0" w:color="000000"/>
@@ -7984,18 +8159,18 @@
         </w:tc>
         <w:tc>
           <w:tcPr>
-            <w:tcW w:w="3913" w:type="dxa"/>
-            <w:tcBorders>
-              <w:top w:val="single" w:sz="8" w:space="0" w:color="000000"/>
-              <w:left w:val="single" w:sz="8" w:space="0" w:color="000000"/>
-              <w:bottom w:val="single" w:sz="8" w:space="0" w:color="000000"/>
-              <w:right w:val="single" w:sz="8" w:space="0" w:color="000000"/>
-            </w:tcBorders>
-            <w:vAlign w:val="center"/>
-          </w:tcPr>
-          <w:p>
-            <w:pPr>
-              <w:jc w:val="both"/>
+            <w:tcW w:w="2835" w:type="dxa"/>
+            <w:tcBorders>
+              <w:top w:val="single" w:sz="8" w:space="0" w:color="000000"/>
+              <w:left w:val="single" w:sz="8" w:space="0" w:color="000000"/>
+              <w:bottom w:val="single" w:sz="8" w:space="0" w:color="000000"/>
+              <w:right w:val="single" w:sz="8" w:space="0" w:color="000000"/>
+            </w:tcBorders>
+            <w:vAlign w:val="center"/>
+          </w:tcPr>
+          <w:p>
+            <w:pPr>
+              <w:jc w:val="left"/>
               <w:rPr>
                 <w:sz w:val="24"/>
                 <w:szCs w:val="24"/>
@@ -8014,11 +8189,12 @@
       </w:tr>
       <w:tr>
         <w:trPr>
+          <w:cantSplit/>
           <w:jc w:val="center"/>
         </w:trPr>
         <w:tc>
           <w:tcPr>
-            <w:tcW w:w="3367" w:type="dxa"/>
+            <w:tcW w:w="4309" w:type="dxa"/>
             <w:tcBorders>
               <w:top w:val="single" w:sz="8" w:space="0" w:color="000000"/>
               <w:left w:val="single" w:sz="8" w:space="0" w:color="000000"/>
@@ -8046,7 +8222,7 @@
         </w:tc>
         <w:tc>
           <w:tcPr>
-            <w:tcW w:w="2248" w:type="dxa"/>
+            <w:tcW w:w="1927" w:type="dxa"/>
             <w:tcBorders>
               <w:top w:val="single" w:sz="8" w:space="0" w:color="000000"/>
               <w:left w:val="single" w:sz="8" w:space="0" w:color="000000"/>
@@ -8074,18 +8250,18 @@
         </w:tc>
         <w:tc>
           <w:tcPr>
-            <w:tcW w:w="3913" w:type="dxa"/>
-            <w:tcBorders>
-              <w:top w:val="single" w:sz="8" w:space="0" w:color="000000"/>
-              <w:left w:val="single" w:sz="8" w:space="0" w:color="000000"/>
-              <w:bottom w:val="single" w:sz="8" w:space="0" w:color="000000"/>
-              <w:right w:val="single" w:sz="8" w:space="0" w:color="000000"/>
-            </w:tcBorders>
-            <w:vAlign w:val="center"/>
-          </w:tcPr>
-          <w:p>
-            <w:pPr>
-              <w:jc w:val="both"/>
+            <w:tcW w:w="2835" w:type="dxa"/>
+            <w:tcBorders>
+              <w:top w:val="single" w:sz="8" w:space="0" w:color="000000"/>
+              <w:left w:val="single" w:sz="8" w:space="0" w:color="000000"/>
+              <w:bottom w:val="single" w:sz="8" w:space="0" w:color="000000"/>
+              <w:right w:val="single" w:sz="8" w:space="0" w:color="000000"/>
+            </w:tcBorders>
+            <w:vAlign w:val="center"/>
+          </w:tcPr>
+          <w:p>
+            <w:pPr>
+              <w:jc w:val="left"/>
               <w:rPr>
                 <w:sz w:val="24"/>
                 <w:szCs w:val="24"/>
@@ -8104,11 +8280,12 @@
       </w:tr>
       <w:tr>
         <w:trPr>
+          <w:cantSplit/>
           <w:jc w:val="center"/>
         </w:trPr>
         <w:tc>
           <w:tcPr>
-            <w:tcW w:w="3367" w:type="dxa"/>
+            <w:tcW w:w="4309" w:type="dxa"/>
             <w:tcBorders>
               <w:top w:val="single" w:sz="8" w:space="0" w:color="000000"/>
               <w:left w:val="single" w:sz="8" w:space="0" w:color="000000"/>
@@ -8136,7 +8313,7 @@
         </w:tc>
         <w:tc>
           <w:tcPr>
-            <w:tcW w:w="2248" w:type="dxa"/>
+            <w:tcW w:w="1927" w:type="dxa"/>
             <w:tcBorders>
               <w:top w:val="single" w:sz="8" w:space="0" w:color="000000"/>
               <w:left w:val="single" w:sz="8" w:space="0" w:color="000000"/>
@@ -8164,18 +8341,18 @@
         </w:tc>
         <w:tc>
           <w:tcPr>
-            <w:tcW w:w="3913" w:type="dxa"/>
-            <w:tcBorders>
-              <w:top w:val="single" w:sz="8" w:space="0" w:color="000000"/>
-              <w:left w:val="single" w:sz="8" w:space="0" w:color="000000"/>
-              <w:bottom w:val="single" w:sz="8" w:space="0" w:color="000000"/>
-              <w:right w:val="single" w:sz="8" w:space="0" w:color="000000"/>
-            </w:tcBorders>
-            <w:vAlign w:val="center"/>
-          </w:tcPr>
-          <w:p>
-            <w:pPr>
-              <w:jc w:val="both"/>
+            <w:tcW w:w="2835" w:type="dxa"/>
+            <w:tcBorders>
+              <w:top w:val="single" w:sz="8" w:space="0" w:color="000000"/>
+              <w:left w:val="single" w:sz="8" w:space="0" w:color="000000"/>
+              <w:bottom w:val="single" w:sz="8" w:space="0" w:color="000000"/>
+              <w:right w:val="single" w:sz="8" w:space="0" w:color="000000"/>
+            </w:tcBorders>
+            <w:vAlign w:val="center"/>
+          </w:tcPr>
+          <w:p>
+            <w:pPr>
+              <w:jc w:val="left"/>
               <w:rPr>
                 <w:sz w:val="24"/>
                 <w:szCs w:val="24"/>
@@ -8348,6 +8525,7 @@
     <w:p>
       <w:pPr>
         <w:pStyle w:val="Heading1"/>
+        <w:keepNext/>
         <w:numPr>
           <w:ilvl w:val="0"/>
           <w:numId w:val="7"/>
@@ -8376,6 +8554,8 @@
       </w:tblGrid>
       <w:tr>
         <w:trPr>
+          <w:cantSplit/>
+          <w:tblHeader/>
           <w:jc w:val="center"/>
         </w:trPr>
         <w:tc>
@@ -8391,6 +8571,7 @@
           </w:tcPr>
           <w:p>
             <w:pPr>
+              <w:keepNext/>
               <w:jc w:val="center"/>
               <w:rPr>
                 <w:sz w:val="24"/>
@@ -8421,6 +8602,7 @@
           </w:tcPr>
           <w:p>
             <w:pPr>
+              <w:keepNext/>
               <w:jc w:val="center"/>
               <w:rPr>
                 <w:sz w:val="24"/>
@@ -8451,6 +8633,7 @@
           </w:tcPr>
           <w:p>
             <w:pPr>
+              <w:keepNext/>
               <w:jc w:val="center"/>
               <w:rPr>
                 <w:sz w:val="24"/>
@@ -8471,6 +8654,7 @@
       </w:tr>
       <w:tr>
         <w:trPr>
+          <w:cantSplit/>
           <w:jc w:val="center"/>
         </w:trPr>
         <w:tc>
@@ -8497,7 +8681,7 @@
                 <w:sz w:val="24"/>
                 <w:szCs w:val="24"/>
               </w:rPr>
-              <w:t>Pemantauan kas masuk lewat KlikBCA Bisnis</w:t>
+              <w:t>Pemantauan kas masuk melalui KlikBCA Bisnis</w:t>
             </w:r>
           </w:p>
         </w:tc>
@@ -8542,7 +8726,7 @@
           </w:tcPr>
           <w:p>
             <w:pPr>
-              <w:jc w:val="both"/>
+              <w:jc w:val="left"/>
               <w:rPr>
                 <w:sz w:val="24"/>
                 <w:szCs w:val="24"/>
@@ -8561,6 +8745,7 @@
       </w:tr>
       <w:tr>
         <w:trPr>
+          <w:cantSplit/>
           <w:jc w:val="center"/>
         </w:trPr>
         <w:tc>
@@ -8632,7 +8817,7 @@
           </w:tcPr>
           <w:p>
             <w:pPr>
-              <w:jc w:val="both"/>
+              <w:jc w:val="left"/>
               <w:rPr>
                 <w:sz w:val="24"/>
                 <w:szCs w:val="24"/>
@@ -8651,6 +8836,7 @@
       </w:tr>
       <w:tr>
         <w:trPr>
+          <w:cantSplit/>
           <w:jc w:val="center"/>
         </w:trPr>
         <w:tc>
@@ -8722,7 +8908,7 @@
           </w:tcPr>
           <w:p>
             <w:pPr>
-              <w:jc w:val="both"/>
+              <w:jc w:val="left"/>
               <w:rPr>
                 <w:sz w:val="24"/>
                 <w:szCs w:val="24"/>
@@ -8751,6 +8937,7 @@
     <w:p>
       <w:pPr>
         <w:pStyle w:val="Heading1"/>
+        <w:keepNext/>
         <w:numPr>
           <w:ilvl w:val="0"/>
           <w:numId w:val="7"/>
@@ -8783,6 +8970,10 @@
         <w:gridCol w:w="6765"/>
       </w:tblGrid>
       <w:tr>
+        <w:trPr>
+          <w:cantSplit/>
+          <w:tblHeader/>
+        </w:trPr>
         <w:tc>
           <w:tcPr>
             <w:tcW w:w="2745" w:type="dxa"/>
@@ -8795,6 +8986,7 @@
           </w:tcPr>
           <w:p>
             <w:pPr>
+              <w:keepNext/>
               <w:spacing w:after="120" w:line="252" w:lineRule="auto"/>
               <w:rPr>
                 <w:sz w:val="24"/>
@@ -8823,8 +9015,9 @@
           </w:tcPr>
           <w:p>
             <w:pPr>
+              <w:keepNext/>
               <w:spacing w:after="120" w:line="252" w:lineRule="auto"/>
-              <w:jc w:val="both"/>
+              <w:jc w:val="left"/>
               <w:rPr>
                 <w:sz w:val="24"/>
                 <w:szCs w:val="24"/>
@@ -8842,6 +9035,9 @@
         </w:tc>
       </w:tr>
       <w:tr>
+        <w:trPr>
+          <w:cantSplit/>
+        </w:trPr>
         <w:tc>
           <w:tcPr>
             <w:tcW w:w="2745" w:type="dxa"/>
@@ -8883,7 +9079,7 @@
           <w:p>
             <w:pPr>
               <w:spacing w:after="120" w:line="252" w:lineRule="auto"/>
-              <w:jc w:val="both"/>
+              <w:jc w:val="left"/>
               <w:rPr>
                 <w:sz w:val="24"/>
                 <w:szCs w:val="24"/>
@@ -8901,6 +9097,9 @@
         </w:tc>
       </w:tr>
       <w:tr>
+        <w:trPr>
+          <w:cantSplit/>
+        </w:trPr>
         <w:tc>
           <w:tcPr>
             <w:tcW w:w="2745" w:type="dxa"/>
@@ -8942,24 +9141,27 @@
           <w:p>
             <w:pPr>
               <w:spacing w:after="120" w:line="252" w:lineRule="auto"/>
-              <w:jc w:val="both"/>
-              <w:rPr>
-                <w:sz w:val="24"/>
-                <w:szCs w:val="24"/>
-              </w:rPr>
-            </w:pPr>
-            <w:r>
-              <w:rPr>
-                <w:b w:val="0"/>
-                <w:sz w:val="24"/>
-                <w:szCs w:val="24"/>
-              </w:rPr>
-              <w:t>Finance Staff menerbitkan Surat Pembatalan atau Revisi Invoice dan Faktur Pajak Pengganti lewat CoreTax DJP setelah Finance Lead menyetujui, lalu mencatat alasan dan bukti persetujuan (butir 4.9) serta riwayatnya di log ketidaksesuaian (butir 4.14).</w:t>
+              <w:jc w:val="left"/>
+              <w:rPr>
+                <w:sz w:val="24"/>
+                <w:szCs w:val="24"/>
+              </w:rPr>
+            </w:pPr>
+            <w:r>
+              <w:rPr>
+                <w:b w:val="0"/>
+                <w:sz w:val="24"/>
+                <w:szCs w:val="24"/>
+              </w:rPr>
+              <w:t>Finance Staff menerbitkan Surat Pembatalan atau Revisi Invoice dan Faktur Pajak Pengganti melalui CoreTax DJP setelah disetujui Finance Lead. Alasan, bukti persetujuan, dan riwayatnya dicatat di arsip digital FAT dan log ketidaksesuaian.</w:t>
             </w:r>
           </w:p>
         </w:tc>
       </w:tr>
       <w:tr>
+        <w:trPr>
+          <w:cantSplit/>
+        </w:trPr>
         <w:tc>
           <w:tcPr>
             <w:tcW w:w="2745" w:type="dxa"/>
@@ -9001,24 +9203,27 @@
           <w:p>
             <w:pPr>
               <w:spacing w:after="120" w:line="252" w:lineRule="auto"/>
-              <w:jc w:val="both"/>
-              <w:rPr>
-                <w:sz w:val="24"/>
-                <w:szCs w:val="24"/>
-              </w:rPr>
-            </w:pPr>
-            <w:r>
-              <w:rPr>
-                <w:b w:val="0"/>
-                <w:sz w:val="24"/>
-                <w:szCs w:val="24"/>
-              </w:rPr>
-              <w:t>Finance Lead meneruskan draf ke Direktur Utama untuk persetujuan tertulis (butir 4.8 dan 6.3).</w:t>
+              <w:jc w:val="left"/>
+              <w:rPr>
+                <w:sz w:val="24"/>
+                <w:szCs w:val="24"/>
+              </w:rPr>
+            </w:pPr>
+            <w:r>
+              <w:rPr>
+                <w:b w:val="0"/>
+                <w:sz w:val="24"/>
+                <w:szCs w:val="24"/>
+              </w:rPr>
+              <w:t>Finance Lead meneruskan draf ke Direktur Utama untuk mendapat persetujuan tertulis.</w:t>
             </w:r>
           </w:p>
         </w:tc>
       </w:tr>
       <w:tr>
+        <w:trPr>
+          <w:cantSplit/>
+        </w:trPr>
         <w:tc>
           <w:tcPr>
             <w:tcW w:w="2745" w:type="dxa"/>
@@ -9060,19 +9265,19 @@
           <w:p>
             <w:pPr>
               <w:spacing w:after="120" w:line="252" w:lineRule="auto"/>
-              <w:jc w:val="both"/>
-              <w:rPr>
-                <w:sz w:val="24"/>
-                <w:szCs w:val="24"/>
-              </w:rPr>
-            </w:pPr>
-            <w:r>
-              <w:rPr>
-                <w:b w:val="0"/>
-                <w:sz w:val="24"/>
-                <w:szCs w:val="24"/>
-              </w:rPr>
-              <w:t>Finance Staff meneruskan pemantauan sesuai SOP Account Receivable &amp; Collection. SOP itu sedang dalam peninjauan dan berada di luar scope SOP ini.</w:t>
+              <w:jc w:val="left"/>
+              <w:rPr>
+                <w:sz w:val="24"/>
+                <w:szCs w:val="24"/>
+              </w:rPr>
+            </w:pPr>
+            <w:r>
+              <w:rPr>
+                <w:b w:val="0"/>
+                <w:sz w:val="24"/>
+                <w:szCs w:val="24"/>
+              </w:rPr>
+              <w:t>Finance Staff meneruskan pemantauan sesuai SOP Account Receivable &amp; Collection, yang masih dalam review dan berada di luar scope SOP ini.</w:t>
             </w:r>
           </w:p>
         </w:tc>
@@ -9131,7 +9336,7 @@
           <w:sz w:val="24"/>
           <w:szCs w:val="24"/>
         </w:rPr>
-        <w:t xml:space="preserve">Finance Lead, pemilik SOP ini, memantau kepatuhan terhadap SOP ini lewat Register Penagihan dan Penjualan dan log ketidaksesuaian.</w:t>
+        <w:t xml:space="preserve">Finance Lead sebagai pemilik SOP memantau kepatuhan melalui Register Penagihan dan Penjualan serta log ketidaksesuaian.</w:t>
       </w:r>
     </w:p>
     <w:p>
@@ -9207,6 +9412,7 @@
     </w:p>
     <w:p>
       <w:pPr>
+        <w:keepNext/>
         <w:pBdr>
           <w:top w:val="nil"/>
           <w:left w:val="nil"/>
@@ -9253,6 +9459,8 @@
       </w:tblGrid>
       <w:tr>
         <w:trPr>
+          <w:cantSplit/>
+          <w:tblHeader/>
           <w:jc w:val="center"/>
         </w:trPr>
         <w:tc>
@@ -9262,6 +9470,7 @@
           </w:tcPr>
           <w:p>
             <w:pPr>
+              <w:keepNext/>
               <w:jc w:val="center"/>
               <w:rPr>
                 <w:sz w:val="24"/>
@@ -9286,6 +9495,7 @@
           </w:tcPr>
           <w:p>
             <w:pPr>
+              <w:keepNext/>
               <w:jc w:val="center"/>
               <w:rPr>
                 <w:sz w:val="24"/>
@@ -9306,6 +9516,7 @@
       </w:tr>
       <w:tr>
         <w:trPr>
+          <w:cantSplit/>
           <w:jc w:val="center"/>
         </w:trPr>
         <w:tc>
@@ -9348,13 +9559,14 @@
                 <w:sz w:val="24"/>
                 <w:szCs w:val="24"/>
               </w:rPr>
-              <w:t>Tax Administration &amp; Reporting; mengatur pelaporan dan penyetoran pajak, di luar scope SOP ini.</w:t>
+              <w:t>Tax Administration &amp; Reporting. Mengatur pelaporan dan penyetoran pajak, di luar scope SOP ini.</w:t>
             </w:r>
           </w:p>
         </w:tc>
       </w:tr>
       <w:tr>
         <w:trPr>
+          <w:cantSplit/>
           <w:jc w:val="center"/>
         </w:trPr>
         <w:tc>
@@ -9397,13 +9609,14 @@
                 <w:sz w:val="24"/>
                 <w:szCs w:val="24"/>
               </w:rPr>
-              <w:t>Struktur Organisasi SINUX; sumber nama jabatan dan matriks peran. Finance Lead dan Finance Staff didefinisikan di bagian 3.</w:t>
+              <w:t>Struktur Organisasi SINUX. Sumber nama jabatan dan matriks peran.</w:t>
             </w:r>
           </w:p>
         </w:tc>
       </w:tr>
       <w:tr>
         <w:trPr>
+          <w:cantSplit/>
           <w:jc w:val="center"/>
         </w:trPr>
         <w:tc>
@@ -9446,13 +9659,14 @@
                 <w:sz w:val="24"/>
                 <w:szCs w:val="24"/>
               </w:rPr>
-              <w:t>Information Classification &amp; Handling; sumber tingkat klasifikasi RESTRICTED (Internal).</w:t>
+              <w:t>Information Classification &amp; Handling. Sumber tingkat klasifikasi RESTRICTED (Internal).</w:t>
             </w:r>
           </w:p>
         </w:tc>
       </w:tr>
       <w:tr>
         <w:trPr>
+          <w:cantSplit/>
           <w:jc w:val="center"/>
         </w:trPr>
         <w:tc>
@@ -9495,13 +9709,14 @@
                 <w:sz w:val="24"/>
                 <w:szCs w:val="24"/>
               </w:rPr>
-              <w:t>SOP Account Receivable &amp; Collection; sedang dalam peninjauan; mengatur penagihan invoice kepada klien dan pendataan piutang, termasuk tindak lanjut Overdue.</w:t>
+              <w:t>SOP Account Receivable &amp; Collection (sedang dalam review). Mengatur penagihan invoice kepada klien dan pendataan piutang, termasuk tindak lanjut Overdue.</w:t>
             </w:r>
           </w:p>
         </w:tc>
       </w:tr>
       <w:tr>
         <w:trPr>
+          <w:cantSplit/>
           <w:jc w:val="center"/>
         </w:trPr>
         <w:tc>
@@ -9544,13 +9759,14 @@
                 <w:sz w:val="24"/>
                 <w:szCs w:val="24"/>
               </w:rPr>
-              <w:t>Form Permohonan Penagihan (Billing Request Form): templat pengajuan penagihan yang diisi Project Manager, dengan daftar periksa empat dokumen pendukung (butir 6.1).</w:t>
+              <w:t>Form Permohonan Penagihan (Billing Request Form). Template pengajuan penagihan yang diisi Project Manager, dengan checklist empat dokumen pendukung.</w:t>
             </w:r>
           </w:p>
         </w:tc>
       </w:tr>
       <w:tr>
         <w:trPr>
+          <w:cantSplit/>
           <w:jc w:val="center"/>
         </w:trPr>
         <w:tc>
@@ -9593,13 +9809,14 @@
                 <w:sz w:val="24"/>
                 <w:szCs w:val="24"/>
               </w:rPr>
-              <w:t>Templat Invoice Resmi FAT: format baku invoice SINUX di Google Sheets (butir 6.2).</w:t>
+              <w:t>Templat Invoice Resmi FAT. Format baku invoice SINUX di Google Sheets.</w:t>
             </w:r>
           </w:p>
         </w:tc>
       </w:tr>
       <w:tr>
         <w:trPr>
+          <w:cantSplit/>
           <w:jc w:val="center"/>
         </w:trPr>
         <w:tc>
@@ -9642,7 +9859,7 @@
                 <w:sz w:val="24"/>
                 <w:szCs w:val="24"/>
               </w:rPr>
-              <w:t>Billing &amp; Collection Monitoring Register; format yang diusulkan untuk Register Penagihan dan Penjualan (bagian 3).</w:t>
+              <w:t>Billing &amp; Collection Monitoring Register. Format yang diusulkan untuk Register Penagihan dan Penjualan.</w:t>
             </w:r>
           </w:p>
         </w:tc>
@@ -9650,6 +9867,7 @@
     </w:tbl>
     <w:p>
       <w:pPr>
+        <w:keepNext/>
         <w:pBdr>
           <w:top w:val="nil"/>
           <w:left w:val="nil"/>
@@ -9689,6 +9907,8 @@
       </w:tblGrid>
       <w:tr>
         <w:trPr>
+          <w:cantSplit/>
+          <w:tblHeader/>
           <w:jc w:val="center"/>
         </w:trPr>
         <w:tc>
@@ -9704,6 +9924,7 @@
           </w:tcPr>
           <w:p>
             <w:pPr>
+              <w:keepNext/>
               <w:jc w:val="center"/>
               <w:rPr>
                 <w:sz w:val="24"/>
@@ -9734,6 +9955,7 @@
           </w:tcPr>
           <w:p>
             <w:pPr>
+              <w:keepNext/>
               <w:jc w:val="center"/>
               <w:rPr>
                 <w:sz w:val="24"/>
@@ -9764,6 +9986,7 @@
           </w:tcPr>
           <w:p>
             <w:pPr>
+              <w:keepNext/>
               <w:jc w:val="center"/>
               <w:rPr>
                 <w:sz w:val="24"/>
@@ -9784,6 +10007,7 @@
       </w:tr>
       <w:tr>
         <w:trPr>
+          <w:cantSplit/>
           <w:jc w:val="center"/>
         </w:trPr>
         <w:tc>
@@ -9838,7 +10062,7 @@
                 <w:sz w:val="24"/>
                 <w:szCs w:val="24"/>
               </w:rPr>
-              <w:t>Folder Google Drive Departemen FAT, struktur Tahun / Nama Klien / Nomor Invoice (butir 4.12); pemilik Finance Lead (butir 4.15)</w:t>
+              <w:t>Folder Google Drive Departemen FAT dengan struktur Tahun / Nama Klien / Nomor Invoice; pemilik Finance Lead (butir 4.15)</w:t>
             </w:r>
           </w:p>
         </w:tc>
@@ -9855,7 +10079,7 @@
           </w:tcPr>
           <w:p>
             <w:pPr>
-              <w:jc w:val="both"/>
+              <w:jc w:val="left"/>
               <w:rPr>
                 <w:sz w:val="24"/>
                 <w:szCs w:val="24"/>
@@ -9874,6 +10098,7 @@
       </w:tr>
       <w:tr>
         <w:trPr>
+          <w:cantSplit/>
           <w:jc w:val="center"/>
         </w:trPr>
         <w:tc>
@@ -9928,7 +10153,7 @@
                 <w:sz w:val="24"/>
                 <w:szCs w:val="24"/>
               </w:rPr>
-              <w:t>Dicatat di Register Penagihan dan Penjualan (butir 6.5); lokasi berkas belum ditetapkan; pemilik Finance Lead (butir 4.15)</w:t>
+              <w:t>Dicatat di Register Penagihan dan Penjualan; lokasi berkas belum ditetapkan; pemilik Finance Lead (butir 4.15)</w:t>
             </w:r>
           </w:p>
         </w:tc>
@@ -9945,7 +10170,7 @@
           </w:tcPr>
           <w:p>
             <w:pPr>
-              <w:jc w:val="both"/>
+              <w:jc w:val="left"/>
               <w:rPr>
                 <w:sz w:val="24"/>
                 <w:szCs w:val="24"/>
@@ -9964,6 +10189,7 @@
       </w:tr>
       <w:tr>
         <w:trPr>
+          <w:cantSplit/>
           <w:jc w:val="center"/>
         </w:trPr>
         <w:tc>
@@ -10018,7 +10244,7 @@
                 <w:sz w:val="24"/>
                 <w:szCs w:val="24"/>
               </w:rPr>
-              <w:t>Bukti persetujuan atas perubahan atau pembatalan invoice di arsip digital FAT (butir 4.9); lokasi persetujuan lainnya belum ditetapkan; pemilik Finance Lead (butir 4.15)</w:t>
+              <w:t>Bukti persetujuan perubahan atau pembatalan invoice disimpan di arsip digital FAT; lokasi persetujuan lain belum ditetapkan; pemilik Finance Lead (butir 4.15)</w:t>
             </w:r>
           </w:p>
         </w:tc>
@@ -10035,7 +10261,7 @@
           </w:tcPr>
           <w:p>
             <w:pPr>
-              <w:jc w:val="both"/>
+              <w:jc w:val="left"/>
               <w:rPr>
                 <w:sz w:val="24"/>
                 <w:szCs w:val="24"/>
@@ -10054,6 +10280,7 @@
       </w:tr>
       <w:tr>
         <w:trPr>
+          <w:cantSplit/>
           <w:jc w:val="center"/>
         </w:trPr>
         <w:tc>
@@ -10108,7 +10335,7 @@
                 <w:sz w:val="24"/>
                 <w:szCs w:val="24"/>
               </w:rPr>
-              <w:t>Google Sheets; akses personel FAT dan Direktur Utama (butir 4.10); pemilik Finance Lead (butir 4.15)</w:t>
+              <w:t>Google Sheets, hanya diakses personel FAT dan Direktur Utama; pemilik Finance Lead (butir 4.15)</w:t>
             </w:r>
           </w:p>
         </w:tc>
@@ -10125,7 +10352,7 @@
           </w:tcPr>
           <w:p>
             <w:pPr>
-              <w:jc w:val="both"/>
+              <w:jc w:val="left"/>
               <w:rPr>
                 <w:sz w:val="24"/>
                 <w:szCs w:val="24"/>
@@ -10144,6 +10371,7 @@
       </w:tr>
       <w:tr>
         <w:trPr>
+          <w:cantSplit/>
           <w:jc w:val="center"/>
         </w:trPr>
         <w:tc>
@@ -10215,7 +10443,7 @@
           </w:tcPr>
           <w:p>
             <w:pPr>
-              <w:jc w:val="both"/>
+              <w:jc w:val="left"/>
               <w:rPr>
                 <w:sz w:val="24"/>
                 <w:szCs w:val="24"/>
@@ -10234,6 +10462,7 @@
       </w:tr>
       <w:tr>
         <w:trPr>
+          <w:cantSplit/>
           <w:jc w:val="center"/>
         </w:trPr>
         <w:tc>
@@ -10305,7 +10534,7 @@
           </w:tcPr>
           <w:p>
             <w:pPr>
-              <w:jc w:val="both"/>
+              <w:jc w:val="left"/>
               <w:rPr>
                 <w:sz w:val="24"/>
                 <w:szCs w:val="24"/>
@@ -10324,6 +10553,7 @@
       </w:tr>
       <w:tr>
         <w:trPr>
+          <w:cantSplit/>
           <w:jc w:val="center"/>
         </w:trPr>
         <w:tc>
@@ -10395,7 +10625,7 @@
           </w:tcPr>
           <w:p>
             <w:pPr>
-              <w:jc w:val="both"/>
+              <w:jc w:val="left"/>
               <w:rPr>
                 <w:sz w:val="24"/>
                 <w:szCs w:val="24"/>
@@ -10459,7 +10689,7 @@
           <w:sz w:val="24"/>
           <w:szCs w:val="24"/>
         </w:rPr>
-        <w:t xml:space="preserve">Status daftar klausul: Klausul di bawah berstatus (USULAN, perlu konfirmasi konsultan).</w:t>
+        <w:t xml:space="preserve">Status daftar klausul: Pemetaan klausul di bawah masih perlu dikonfirmasi konsultan (USULAN).</w:t>
       </w:r>
     </w:p>
     <w:p>
@@ -10507,7 +10737,7 @@
           <w:sz w:val="24"/>
           <w:szCs w:val="24"/>
         </w:rPr>
-        <w:t xml:space="preserve">ISO/IEC 27001:2022: Annex A 5.12 (Klasifikasi informasi), untuk butir 4.10; Annex A 5.15 (Kontrol akses), untuk pembatasan akses di butir 4.10; Annex A 5.33 (Perlindungan rekaman), untuk butir 4.10 dan 4.12; Annex A 8.5 (Autentikasi aman), untuk 2FA di butir 4.11.</w:t>
+        <w:t xml:space="preserve">ISO/IEC 27001:2022: Annex A 5.12 (Klasifikasi informasi), untuk butir 4.10; Annex A 5.15 (Kontrol akses), untuk pembatasan akses di butir 4.10; Annex A 5.33 (Perlindungan record), untuk butir 4.10 dan 4.12; Annex A 8.5 (Autentikasi aman), untuk 2FA di butir 4.11.</w:t>
       </w:r>
     </w:p>
     <w:sectPr>

--- a/out/03_FAT/SNX-FAT-SOP-01 Billing & Invoicing (Rev00 DRAFT).docx
+++ b/out/03_FAT/SNX-FAT-SOP-01 Billing & Invoicing (Rev00 DRAFT).docx
@@ -10737,7 +10737,7 @@
           <w:sz w:val="24"/>
           <w:szCs w:val="24"/>
         </w:rPr>
-        <w:t xml:space="preserve">ISO/IEC 27001:2022: Annex A 5.12 (Klasifikasi informasi), untuk butir 4.10; Annex A 5.15 (Kontrol akses), untuk pembatasan akses di butir 4.10; Annex A 5.33 (Perlindungan record), untuk butir 4.10 dan 4.12; Annex A 8.5 (Autentikasi aman), untuk 2FA di butir 4.11.</w:t>
+        <w:t xml:space="preserve">ISO/IEC 27001:2022: Annex A 5.12 (Klasifikasi informasi), untuk butir 4.10; Annex A 5.15 (Kontrol akses), untuk pembatasan akses di butir 4.10; Annex A 5.33 (Perlindungan rekaman), untuk butir 4.10 dan 4.12; Annex A 8.5 (Autentikasi aman), untuk 2FA di butir 4.11.</w:t>
       </w:r>
     </w:p>
     <w:sectPr>

--- a/out/03_FAT/SNX-FAT-SOP-01 Billing & Invoicing (Rev00 DRAFT).docx
+++ b/out/03_FAT/SNX-FAT-SOP-01 Billing & Invoicing (Rev00 DRAFT).docx
@@ -6392,7 +6392,7 @@
                 <w:sz w:val="24"/>
                 <w:szCs w:val="24"/>
               </w:rPr>
-              <w:t>3. Susun draf invoice di Templat Invoice Resmi FAT (Google Sheets), berisi nomor invoice, tanggal penerbitan, rincian pekerjaan, nominal PPN, estimasi PPh Pasal 23, dan jatuh tempo sesuai TOP.</w:t>
+              <w:t>3. Susun draf invoice di Templat Invoice Resmi FAT (Google Sheets), berisi nomor invoice, tanggal penerbitan, rincian pekerjaan, nominal PPN, estimasi PPh Pasal 23, dan jatuh tempo sesuai TOP (butir 4.8).</w:t>
             </w:r>
           </w:p>
         </w:tc>
@@ -6818,7 +6818,7 @@
                 <w:sz w:val="24"/>
                 <w:szCs w:val="24"/>
               </w:rPr>
-              <w:t>3. Teruskan draf invoice ke Direktur Utama jika TOP di atas TOP standar.</w:t>
+              <w:t>3. Teruskan draf invoice ke Direktur Utama jika TOP di atas TOP standar (butir 4.8).</w:t>
             </w:r>
           </w:p>
         </w:tc>

--- a/out/03_FAT/SNX-FAT-SOP-01 Billing & Invoicing (Rev00 DRAFT).docx
+++ b/out/03_FAT/SNX-FAT-SOP-01 Billing & Invoicing (Rev00 DRAFT).docx
@@ -4147,7 +4147,7 @@
                 <w:sz w:val="24"/>
                 <w:szCs w:val="24"/>
               </w:rPr>
-              <w:t>Lembar Google Sheets untuk mencatat status invoice, jatuh tempo, dan rekonsiliasi piutang, dengan format yang diusulkan mengikuti SNX-FAT-REG-01 (USULAN).</w:t>
+              <w:t>Lembar Google Sheets untuk mencatat status invoice, jatuh tempo, dan rekonsiliasi piutang. Format yang diusulkan mengikuti SNX-FAT-REG-01 (USULAN).</w:t>
             </w:r>
           </w:p>
         </w:tc>

--- a/out/03_FAT/SNX-FAT-SOP-01 Billing & Invoicing (Rev00 DRAFT).docx
+++ b/out/03_FAT/SNX-FAT-SOP-01 Billing & Invoicing (Rev00 DRAFT).docx
@@ -4591,7 +4591,7 @@
           <w:sz w:val="24"/>
           <w:szCs w:val="24"/>
         </w:rPr>
-        <w:t xml:space="preserve">4.15 Pembagian tugas pada butir 4.3, 4.9, 4.11, 4.12, 4.14, dan 4.16, pemantauan Overdue di bagian 9, serta Finance Lead sebagai pemilik record di bagian 11 masih menunggu keputusan FAT (USULAN).</w:t>
+        <w:t xml:space="preserve">4.15 Penetapan pelaku pada butir 4.3, 4.9, 4.11, 4.12, 4.14, dan 4.16, pemantauan Overdue di bagian 9, serta Finance Lead sebagai pemilik record di bagian 11 masih berstatus (USULAN).</w:t>
       </w:r>
     </w:p>
     <w:p>
@@ -4905,7 +4905,7 @@
                 <w:sz w:val="24"/>
                 <w:szCs w:val="24"/>
               </w:rPr>
-              <w:t>Mengajukan permohonan penagihan ke Finance Staff setelah milestone atau pekerjaan selesai, memastikan dokumen pendukung tersedia, dan mengonfirmasi bahwa data master klien sudah lengkap.</w:t>
+              <w:t>Mengajukan permohonan penagihan ke Finance Staff setelah milestone atau pekerjaan selesai, memastikan dokumen pendukung tersedia, dan mengonfirmasi bahwa data master klien sudah lengkap (butir 6.1). Jabatan Divisi Operation ini belum punya pemegang di SNX-HR-ORG-01.</w:t>
             </w:r>
           </w:p>
         </w:tc>
@@ -5030,7 +5030,7 @@
                 <w:sz w:val="24"/>
                 <w:szCs w:val="24"/>
               </w:rPr>
-              <w:t>Menerbitkan e-Faktur Pajak dan mengirim invoice, hanya setelah ada persetujuan tertulis Finance Lead.</w:t>
+              <w:t>Menerbitkan e-Faktur Pajak dan mengirim invoice. Invoice tidak diterbitkan atau dikirim tanpa persetujuan tertulis Finance Lead (butir 4.4).</w:t>
             </w:r>
           </w:p>
         </w:tc>
@@ -5095,7 +5095,7 @@
                 <w:sz w:val="24"/>
                 <w:szCs w:val="24"/>
               </w:rPr>
-              <w:t>Pemilik SOP ini. Memeriksa draf invoice, e-Faktur Pajak, dan dokumen pendukung terhadap Master Sales Sheet dan Google Form Data Subskripsi Klien, termasuk kelengkapan atribut invoice, perhitungan PPN, dan catatan PPh Pasal 23. Meneruskan draf ke Direktur Utama jika TOP di atas standar, lalu memberi persetujuan tertulis sebelum invoice dikirim.</w:t>
+              <w:t>Pemilik SOP ini. Memeriksa draf invoice, e-Faktur Pajak, dan dokumen pendukung terhadap Master Sales Sheet dan Google Form Data Subskripsi Klien; memastikan kelengkapan dan keakuratan semua atribut invoice; memeriksa perhitungan PPN dan catatan PPh Pasal 23; meneruskan draf ke Direktur Utama jika TOP di atas standar; memberi persetujuan tertulis sebelum invoice dikirim (butir 6.3).</w:t>
             </w:r>
           </w:p>
         </w:tc>
